--- a/svoyo-delo/대본/8부/07화_Vonju.docx
+++ b/svoyo-delo/대본/8부/07화_Vonju.docx
@@ -965,7 +965,7 @@
         <w:t xml:space="preserve"> </w:t>
       </w:r>
       <w:r>
-        <w:t xml:space="preserve">- 규칙: 지문 없음. 전 화 100% 「화자명: 대사」. 1턴 18단어 이내 + 긴 턴 10~15회(30~55단어). 문법 초점(C1+): 격언(Кто знает вопрос — уже наполовину решил), 권리 표현(имеет право спрашивать / не имеет права закрывать), 비교 정도(стою ровно столько, сколько…), 조건 지시 인용(Если… — отправь… Если… — оставь…).</w:t>
+        <w:t xml:space="preserve">- 규칙: 지문 없음. 전 화 100% 「화자명: 대사」. 1턴 24단어 이내 + 긴 턴 10~15회(35~60단어). 문법 초점(C1+): 격언(Кто знает вопрос — уже наполовину решил), 권리 표현(имеет право спрашивать / не имеет права закрывать), 비교 정도(стою ровно столько, сколько…), 조건 지시 인용(Если… — отправь… Если… — оставь…).</w:t>
       </w:r>
       <w:r>
         <w:t xml:space="preserve"> </w:t>
@@ -1112,39 +1112,39 @@
         <w:pStyle w:val="FirstParagraph"/>
       </w:pPr>
       <w:r>
-        <w:t xml:space="preserve">YUN: Доброе утро, Воронцов. Обувь — новая?</w:t>
-      </w:r>
-    </w:p>
-    <w:p>
-      <w:pPr>
-        <w:pStyle w:val="BodyText"/>
-      </w:pPr>
-      <w:r>
-        <w:t xml:space="preserve">ALEKSEY: Новая. Из круглосуточного магазина. В шесть утра. Доюн выбирал.</w:t>
-      </w:r>
-    </w:p>
-    <w:p>
-      <w:pPr>
-        <w:pStyle w:val="BodyText"/>
-      </w:pPr>
-      <w:r>
-        <w:t xml:space="preserve">DOYUN: Президент спрашивает: размер правильный?</w:t>
-      </w:r>
-    </w:p>
-    <w:p>
-      <w:pPr>
-        <w:pStyle w:val="BodyText"/>
-      </w:pPr>
-      <w:r>
-        <w:t xml:space="preserve">ALEKSEY: Правильный. Я готов ходить.</w:t>
-      </w:r>
-    </w:p>
-    <w:p>
-      <w:pPr>
-        <w:pStyle w:val="BodyText"/>
-      </w:pPr>
-      <w:r>
-        <w:t xml:space="preserve">YUN: Сначала — давление. Каждое утро. Тонометр Веры Павловны. Сто двадцать восемь на восемьдесят. Она бы проиграла.</w:t>
+        <w:t xml:space="preserve">YUN: Доброе утро, Воронцов. Я вижу, обувь у вас новая?</w:t>
+      </w:r>
+    </w:p>
+    <w:p>
+      <w:pPr>
+        <w:pStyle w:val="BodyText"/>
+      </w:pPr>
+      <w:r>
+        <w:t xml:space="preserve">ALEKSEY: Новая. Купил в круглосуточном магазине в шесть утра, а выбирал Доюн.</w:t>
+      </w:r>
+    </w:p>
+    <w:p>
+      <w:pPr>
+        <w:pStyle w:val="BodyText"/>
+      </w:pPr>
+      <w:r>
+        <w:t xml:space="preserve">DOYUN: Президент спрашивает, правильный ли размер, не жмёт ли.</w:t>
+      </w:r>
+    </w:p>
+    <w:p>
+      <w:pPr>
+        <w:pStyle w:val="BodyText"/>
+      </w:pPr>
+      <w:r>
+        <w:t xml:space="preserve">ALEKSEY: Размер правильный, ничего не жмёт. Я готов ходить сколько нужно.</w:t>
+      </w:r>
+    </w:p>
+    <w:p>
+      <w:pPr>
+        <w:pStyle w:val="BodyText"/>
+      </w:pPr>
+      <w:r>
+        <w:t xml:space="preserve">YUN: Сначала давление, как каждое утро, тонометром Веры Павловны: сто двадцать восемь на восемьдесят. Она бы проиграла.</w:t>
       </w:r>
     </w:p>
     <w:p>
@@ -1160,71 +1160,71 @@
         <w:pStyle w:val="BodyText"/>
       </w:pPr>
       <w:r>
-        <w:t xml:space="preserve">YUN: Знаю. Я перемерил. Сто тридцать. Честно.</w:t>
-      </w:r>
-    </w:p>
-    <w:p>
-      <w:pPr>
-        <w:pStyle w:val="BodyText"/>
-      </w:pPr>
-      <w:r>
-        <w:t xml:space="preserve">ALEKSEY: Господин Юн, я приехал посоветоваться. Я не знаю, о чём спросить. Но я приехал.</w:t>
-      </w:r>
-    </w:p>
-    <w:p>
-      <w:pPr>
-        <w:pStyle w:val="BodyText"/>
-      </w:pPr>
-      <w:r>
-        <w:t xml:space="preserve">YUN: Знаю. Доюн передал. Это хорошо. Кто знает вопрос — уже наполовину решил. Вы не решили. Значит, будете слушать.</w:t>
-      </w:r>
-    </w:p>
-    <w:p>
-      <w:pPr>
-        <w:pStyle w:val="BodyText"/>
-      </w:pPr>
-      <w:r>
-        <w:t xml:space="preserve">ALEKSEY: Буду.</w:t>
-      </w:r>
-    </w:p>
-    <w:p>
-      <w:pPr>
-        <w:pStyle w:val="BodyText"/>
-      </w:pPr>
-      <w:r>
-        <w:t xml:space="preserve">YUN: Тогда сначала — ноги. Разговор — потом. Пойдёмте. Это новый цех. Его никто не видел.</w:t>
-      </w:r>
-    </w:p>
-    <w:p>
-      <w:pPr>
-        <w:pStyle w:val="BodyText"/>
-      </w:pPr>
-      <w:r>
-        <w:t xml:space="preserve">DOYUN: Даже Чхве. Он спросил вчера: «Что там за стеной?» Президент сказал: «Склад».</w:t>
-      </w:r>
-    </w:p>
-    <w:p>
-      <w:pPr>
-        <w:pStyle w:val="BodyText"/>
-      </w:pPr>
-      <w:r>
-        <w:t xml:space="preserve">ALEKSEY: А там не склад?</w:t>
-      </w:r>
-    </w:p>
-    <w:p>
-      <w:pPr>
-        <w:pStyle w:val="BodyText"/>
-      </w:pPr>
-      <w:r>
-        <w:t xml:space="preserve">YUN: Там — ответ на вопрос, который Ирина написала на доске. Номер один.</w:t>
-      </w:r>
-    </w:p>
-    <w:p>
-      <w:pPr>
-        <w:pStyle w:val="BodyText"/>
-      </w:pPr>
-      <w:r>
-        <w:t xml:space="preserve">ALEKSEY: Вы знаете про доску?</w:t>
+        <w:t xml:space="preserve">YUN: Знаю, поэтому я перемерил второй раз. Получилось сто тридцать, честно, и я записал это в журнал.</w:t>
+      </w:r>
+    </w:p>
+    <w:p>
+      <w:pPr>
+        <w:pStyle w:val="BodyText"/>
+      </w:pPr>
+      <w:r>
+        <w:t xml:space="preserve">ALEKSEY: Господин Юн, я приехал посоветоваться. Я не знаю, о чём именно спросить, но я приехал.</w:t>
+      </w:r>
+    </w:p>
+    <w:p>
+      <w:pPr>
+        <w:pStyle w:val="BodyText"/>
+      </w:pPr>
+      <w:r>
+        <w:t xml:space="preserve">YUN: Знаю, Доюн передал, и это хорошо. Кто знает вопрос — уже наполовину решил. Вы не решили, значит, будете слушать.</w:t>
+      </w:r>
+    </w:p>
+    <w:p>
+      <w:pPr>
+        <w:pStyle w:val="BodyText"/>
+      </w:pPr>
+      <w:r>
+        <w:t xml:space="preserve">ALEKSEY: Буду слушать, обещаю, сколько бы это ни заняло.</w:t>
+      </w:r>
+    </w:p>
+    <w:p>
+      <w:pPr>
+        <w:pStyle w:val="BodyText"/>
+      </w:pPr>
+      <w:r>
+        <w:t xml:space="preserve">YUN: Тогда сначала — ноги. Разговор — потом. Пойдёмте, это новый цех, и его ещё никто не видел.</w:t>
+      </w:r>
+    </w:p>
+    <w:p>
+      <w:pPr>
+        <w:pStyle w:val="BodyText"/>
+      </w:pPr>
+      <w:r>
+        <w:t xml:space="preserve">DOYUN: Даже Чхве. Он вчера спросил: «Что там за стеной?» А президент ответил: «Склад».</w:t>
+      </w:r>
+    </w:p>
+    <w:p>
+      <w:pPr>
+        <w:pStyle w:val="BodyText"/>
+      </w:pPr>
+      <w:r>
+        <w:t xml:space="preserve">ALEKSEY: А на самом деле там не склад? Тогда что же вы там прячете от Чхве?</w:t>
+      </w:r>
+    </w:p>
+    <w:p>
+      <w:pPr>
+        <w:pStyle w:val="BodyText"/>
+      </w:pPr>
+      <w:r>
+        <w:t xml:space="preserve">YUN: Там ответ на вопрос, который Ирина написала на доске под номером один.</w:t>
+      </w:r>
+    </w:p>
+    <w:p>
+      <w:pPr>
+        <w:pStyle w:val="BodyText"/>
+      </w:pPr>
+      <w:r>
+        <w:t xml:space="preserve">ALEKSEY: Вы знаете даже про доску? Откуда?</w:t>
       </w:r>
     </w:p>
     <w:bookmarkEnd w:id="21"/>
@@ -1242,95 +1242,95 @@
         <w:pStyle w:val="FirstParagraph"/>
       </w:pPr>
       <w:r>
-        <w:t xml:space="preserve">YUN: Доюн переводит мне всё. Даже доски. Входите. Халат, шапочка, бахилы. Как у Риты.</w:t>
-      </w:r>
-    </w:p>
-    <w:p>
-      <w:pPr>
-        <w:pStyle w:val="BodyText"/>
-      </w:pPr>
-      <w:r>
-        <w:t xml:space="preserve">ALEKSEY: Это… линия? Новая линия розлива?</w:t>
-      </w:r>
-    </w:p>
-    <w:p>
-      <w:pPr>
-        <w:pStyle w:val="BodyText"/>
-      </w:pPr>
-      <w:r>
-        <w:t xml:space="preserve">YUN: Линия «Ладоги». Только «Ладоги». Отдельная. Розлив, упаковка, таймер — сорок восемь часов. Автоблокировка. Журнал — на двух языках.</w:t>
-      </w:r>
-    </w:p>
-    <w:p>
-      <w:pPr>
-        <w:pStyle w:val="BodyText"/>
-      </w:pPr>
-      <w:r>
-        <w:t xml:space="preserve">ALEKSEY: На двух. Корейский и…</w:t>
-      </w:r>
-    </w:p>
-    <w:p>
-      <w:pPr>
-        <w:pStyle w:val="BodyText"/>
-      </w:pPr>
-      <w:r>
-        <w:t xml:space="preserve">DOYUN: И русский. Рита присылала замечания. Сто двенадцать. Президент сделал сто двенадцать.</w:t>
-      </w:r>
-    </w:p>
-    <w:p>
-      <w:pPr>
-        <w:pStyle w:val="BodyText"/>
-      </w:pPr>
-      <w:r>
-        <w:t xml:space="preserve">ALEKSEY: Рита знала?</w:t>
-      </w:r>
-    </w:p>
-    <w:p>
-      <w:pPr>
-        <w:pStyle w:val="BodyText"/>
-      </w:pPr>
-      <w:r>
-        <w:t xml:space="preserve">YUN: Рита знала, что я спрашиваю. Не знала зачем. Я просил не говорить вам. Рита умеет молчать. Редкость.</w:t>
-      </w:r>
-    </w:p>
-    <w:p>
-      <w:pPr>
-        <w:pStyle w:val="BodyText"/>
-      </w:pPr>
-      <w:r>
-        <w:t xml:space="preserve">ALEKSEY: Когда вы это начали?</w:t>
-      </w:r>
-    </w:p>
-    <w:p>
-      <w:pPr>
-        <w:pStyle w:val="BodyText"/>
-      </w:pPr>
-      <w:r>
-        <w:t xml:space="preserve">YUN: В июне. После аудита, когда Рита остановила партии один и два. Семьдесят часов вместо сорока восьми. Я в ту ночь не спал. И понял одну вещь: «Ладога» не должна стоять в очереди за Европой. Ни один день. Никогда. Ей нужна своя линия. Свои люди. Свой таймер.</w:t>
-      </w:r>
-    </w:p>
-    <w:p>
-      <w:pPr>
-        <w:pStyle w:val="BodyText"/>
-      </w:pPr>
-      <w:r>
-        <w:t xml:space="preserve">ALEKSEY: Сколько это стоило?</w:t>
-      </w:r>
-    </w:p>
-    <w:p>
-      <w:pPr>
-        <w:pStyle w:val="BodyText"/>
-      </w:pPr>
-      <w:r>
-        <w:t xml:space="preserve">YUN: Это — мой вопрос. Скажу одно: деньги не «Седжина». Мои. Поэтому Чхве не знал.</w:t>
-      </w:r>
-    </w:p>
-    <w:p>
-      <w:pPr>
-        <w:pStyle w:val="BodyText"/>
-      </w:pPr>
-      <w:r>
-        <w:t xml:space="preserve">DOYUN: Президент продал землю. Под Каннаном. Семейную. Где мама работала.</w:t>
+        <w:t xml:space="preserve">YUN: Доюн переводит мне всё, даже доски. Входите: халат, шапочка, бахилы, всё как у Риты.</w:t>
+      </w:r>
+    </w:p>
+    <w:p>
+      <w:pPr>
+        <w:pStyle w:val="BodyText"/>
+      </w:pPr>
+      <w:r>
+        <w:t xml:space="preserve">ALEKSEY: Это… линия? Это новая линия розлива?</w:t>
+      </w:r>
+    </w:p>
+    <w:p>
+      <w:pPr>
+        <w:pStyle w:val="BodyText"/>
+      </w:pPr>
+      <w:r>
+        <w:t xml:space="preserve">YUN: Это линия «Ладоги», и только «Ладоги», отдельная: розлив, упаковка, таймер на сорок восемь часов и автоблокировка. Журнал ведётся на двух языках.</w:t>
+      </w:r>
+    </w:p>
+    <w:p>
+      <w:pPr>
+        <w:pStyle w:val="BodyText"/>
+      </w:pPr>
+      <w:r>
+        <w:t xml:space="preserve">ALEKSEY: На двух языках? Корейский и…</w:t>
+      </w:r>
+    </w:p>
+    <w:p>
+      <w:pPr>
+        <w:pStyle w:val="BodyText"/>
+      </w:pPr>
+      <w:r>
+        <w:t xml:space="preserve">DOYUN: И русский. Рита присылала замечания, сто двенадцать штук, и президент выполнил все сто двенадцать.</w:t>
+      </w:r>
+    </w:p>
+    <w:p>
+      <w:pPr>
+        <w:pStyle w:val="BodyText"/>
+      </w:pPr>
+      <w:r>
+        <w:t xml:space="preserve">ALEKSEY: Подожди, Рита знала об этом и молчала? Целых четыре месяца ни слова мне не сказала?</w:t>
+      </w:r>
+    </w:p>
+    <w:p>
+      <w:pPr>
+        <w:pStyle w:val="BodyText"/>
+      </w:pPr>
+      <w:r>
+        <w:t xml:space="preserve">YUN: Рита знала, что я спрашиваю, но не знала зачем. Я просил ничего вам не говорить, а Рита умеет молчать. Это редкость.</w:t>
+      </w:r>
+    </w:p>
+    <w:p>
+      <w:pPr>
+        <w:pStyle w:val="BodyText"/>
+      </w:pPr>
+      <w:r>
+        <w:t xml:space="preserve">ALEKSEY: А когда вы всё это начали?</w:t>
+      </w:r>
+    </w:p>
+    <w:p>
+      <w:pPr>
+        <w:pStyle w:val="BodyText"/>
+      </w:pPr>
+      <w:r>
+        <w:t xml:space="preserve">YUN: В июне, после аудита, когда Рита остановила партии один и два: семьдесят часов вместо сорока восьми. Я в ту ночь не спал и понял одну вещь: «Ладога» не должна стоять в очереди за Европой, ни одного дня, никогда. Ей нужна своя линия, свои люди и свой таймер.</w:t>
+      </w:r>
+    </w:p>
+    <w:p>
+      <w:pPr>
+        <w:pStyle w:val="BodyText"/>
+      </w:pPr>
+      <w:r>
+        <w:t xml:space="preserve">ALEKSEY: Сколько же это всё стоило, если можно спросить?</w:t>
+      </w:r>
+    </w:p>
+    <w:p>
+      <w:pPr>
+        <w:pStyle w:val="BodyText"/>
+      </w:pPr>
+      <w:r>
+        <w:t xml:space="preserve">YUN: Это мой вопрос. Скажу только одно: деньги не «Седжина», а мои. Поэтому Чхве ничего и не знал.</w:t>
+      </w:r>
+    </w:p>
+    <w:p>
+      <w:pPr>
+        <w:pStyle w:val="BodyText"/>
+      </w:pPr>
+      <w:r>
+        <w:t xml:space="preserve">DOYUN: Президент продал землю под Каннаном, семейную, ту, где работала его мама.</w:t>
       </w:r>
     </w:p>
     <w:p>
@@ -1346,175 +1346,175 @@
         <w:pStyle w:val="BodyText"/>
       </w:pPr>
       <w:r>
-        <w:t xml:space="preserve">DOYUN: Простите, президент. Это я от себя.</w:t>
-      </w:r>
-    </w:p>
-    <w:p>
-      <w:pPr>
-        <w:pStyle w:val="BodyText"/>
-      </w:pPr>
-      <w:r>
-        <w:t xml:space="preserve">ALEKSEY: Земля, где работала ваша мама?</w:t>
-      </w:r>
-    </w:p>
-    <w:p>
-      <w:pPr>
-        <w:pStyle w:val="BodyText"/>
-      </w:pPr>
-      <w:r>
-        <w:t xml:space="preserve">YUN: Да. Землю продал. Мама бы одобрила: «Земля нужна живым. Мёртвым хватит маленького участка».</w:t>
-      </w:r>
-    </w:p>
-    <w:p>
-      <w:pPr>
-        <w:pStyle w:val="BodyText"/>
-      </w:pPr>
-      <w:r>
-        <w:t xml:space="preserve">ALEKSEY: Господин Юн, я не могу это принять. Это… слишком.</w:t>
-      </w:r>
-    </w:p>
-    <w:p>
-      <w:pPr>
-        <w:pStyle w:val="BodyText"/>
-      </w:pPr>
-      <w:r>
-        <w:t xml:space="preserve">YUN: Вы ничего не принимаете. Линия — наша. Вы её получаете, когда заказываете «Ладогу».</w:t>
-      </w:r>
-    </w:p>
-    <w:p>
-      <w:pPr>
-        <w:pStyle w:val="BodyText"/>
-      </w:pPr>
-      <w:r>
-        <w:t xml:space="preserve">ALEKSEY: Но зачем? Волков сказал бы: это нерационально.</w:t>
-      </w:r>
-    </w:p>
-    <w:p>
-      <w:pPr>
-        <w:pStyle w:val="BodyText"/>
-      </w:pPr>
-      <w:r>
-        <w:t xml:space="preserve">YUN: Волков звонил мне. Сам. Две недели назад. До того, как вы получили его условия.</w:t>
-      </w:r>
-    </w:p>
-    <w:p>
-      <w:pPr>
-        <w:pStyle w:val="BodyText"/>
-      </w:pPr>
-      <w:r>
-        <w:t xml:space="preserve">ALEKSEY: Звонил? Вам?</w:t>
-      </w:r>
-    </w:p>
-    <w:p>
-      <w:pPr>
-        <w:pStyle w:val="BodyText"/>
-      </w:pPr>
-      <w:r>
-        <w:t xml:space="preserve">YUN: Он сказал: «Господин Юн, после сделки ваша продукция будет продаваться в два раза больше. Без ограничений, без сертификатов, без ночных звонков». Я спросил: «А „Ладога”?» Он сказал: «„Ладога” — это эмоция. Эмоции не продаются». Очень вежливо. Как учитель ученику.</w:t>
-      </w:r>
-    </w:p>
-    <w:p>
-      <w:pPr>
-        <w:pStyle w:val="BodyText"/>
-      </w:pPr>
-      <w:r>
-        <w:t xml:space="preserve">DOYUN: Президент молчал минуту. Потом сказал одну фразу.</w:t>
-      </w:r>
-    </w:p>
-    <w:p>
-      <w:pPr>
-        <w:pStyle w:val="BodyText"/>
-      </w:pPr>
-      <w:r>
-        <w:t xml:space="preserve">ALEKSEY: Какую?</w:t>
-      </w:r>
-    </w:p>
-    <w:p>
-      <w:pPr>
-        <w:pStyle w:val="BodyText"/>
-      </w:pPr>
-      <w:r>
-        <w:t xml:space="preserve">YUN: «Господин Волков, эту линию я построил для эмоции». Он не понял. Повесил трубку вежливо.</w:t>
-      </w:r>
-    </w:p>
-    <w:p>
-      <w:pPr>
-        <w:pStyle w:val="BodyText"/>
-      </w:pPr>
-      <w:r>
-        <w:t xml:space="preserve">ALEKSEY: Вы знали условия раньше меня.</w:t>
-      </w:r>
-    </w:p>
-    <w:p>
-      <w:pPr>
-        <w:pStyle w:val="BodyText"/>
-      </w:pPr>
-      <w:r>
-        <w:t xml:space="preserve">YUN: Я знал, о чём он думает. Условия — это только бумага, Воронцов. А Ирина права. Номер один на её доске: «Седжин» — девяносто два процента. Один пожар. Один новый директор после Юна — и у вас ничего нет. Это правда. Я не обиделся. Я начал строить.</w:t>
-      </w:r>
-    </w:p>
-    <w:p>
-      <w:pPr>
-        <w:pStyle w:val="BodyText"/>
-      </w:pPr>
-      <w:r>
-        <w:t xml:space="preserve">ALEKSEY: Я не хотел, чтобы вы это видели. Это было… про страх.</w:t>
-      </w:r>
-    </w:p>
-    <w:p>
-      <w:pPr>
-        <w:pStyle w:val="BodyText"/>
-      </w:pPr>
-      <w:r>
-        <w:t xml:space="preserve">YUN: Это было правдой. Мне шестьдесят восемь. Я не вечный. Поэтому вторая новость. Пойдёмте к окну.</w:t>
-      </w:r>
-    </w:p>
-    <w:p>
-      <w:pPr>
-        <w:pStyle w:val="BodyText"/>
-      </w:pPr>
-      <w:r>
-        <w:t xml:space="preserve">DOYUN: Сохи! Президент зовёт.</w:t>
-      </w:r>
-    </w:p>
-    <w:p>
-      <w:pPr>
-        <w:pStyle w:val="BodyText"/>
-      </w:pPr>
-      <w:r>
-        <w:t xml:space="preserve">SOHEE: Воронцов-сси. Доброе утро. Обувь — новая. Хорошо. Старая — для Москвы.</w:t>
-      </w:r>
-    </w:p>
-    <w:p>
-      <w:pPr>
-        <w:pStyle w:val="BodyText"/>
-      </w:pPr>
-      <w:r>
-        <w:t xml:space="preserve">YUN: Совет директоров «Седжина» решил в сентябре. После меня — Чон Сохи. Генеральный директор. Через два года. Не Чхве. Сохи.</w:t>
-      </w:r>
-    </w:p>
-    <w:p>
-      <w:pPr>
-        <w:pStyle w:val="BodyText"/>
-      </w:pPr>
-      <w:r>
-        <w:t xml:space="preserve">ALEKSEY: Сохи… Поздравляю. Это… это правильно.</w:t>
-      </w:r>
-    </w:p>
-    <w:p>
-      <w:pPr>
-        <w:pStyle w:val="BodyText"/>
-      </w:pPr>
-      <w:r>
-        <w:t xml:space="preserve">SOHEE: Не поздравляйте. Это — работа. Много работы. Я сказала президенту: «Одно условие. „Ладога” — моя тоже. Я подписала её первой».</w:t>
-      </w:r>
-    </w:p>
-    <w:p>
-      <w:pPr>
-        <w:pStyle w:val="BodyText"/>
-      </w:pPr>
-      <w:r>
-        <w:t xml:space="preserve">YUN: Вот. Это ответ Ирине. Новый директор после Юна — тот, кто строил «Ладогу» вместе с вами. Не чужой.</w:t>
+        <w:t xml:space="preserve">DOYUN: Простите, президент, это я добавил от себя.</w:t>
+      </w:r>
+    </w:p>
+    <w:p>
+      <w:pPr>
+        <w:pStyle w:val="BodyText"/>
+      </w:pPr>
+      <w:r>
+        <w:t xml:space="preserve">ALEKSEY: Землю, где работала ваша мама? Правда?</w:t>
+      </w:r>
+    </w:p>
+    <w:p>
+      <w:pPr>
+        <w:pStyle w:val="BodyText"/>
+      </w:pPr>
+      <w:r>
+        <w:t xml:space="preserve">YUN: Да, землю я продал. Мама бы одобрила, она говорила: «Земля нужна живым. Мёртвым хватит маленького участка».</w:t>
+      </w:r>
+    </w:p>
+    <w:p>
+      <w:pPr>
+        <w:pStyle w:val="BodyText"/>
+      </w:pPr>
+      <w:r>
+        <w:t xml:space="preserve">ALEKSEY: Господин Юн, я не могу это принять. Это… это слишком много.</w:t>
+      </w:r>
+    </w:p>
+    <w:p>
+      <w:pPr>
+        <w:pStyle w:val="BodyText"/>
+      </w:pPr>
+      <w:r>
+        <w:t xml:space="preserve">YUN: Вы ничего не принимаете. Линия наша, а вы её получаете, когда заказываете «Ладогу».</w:t>
+      </w:r>
+    </w:p>
+    <w:p>
+      <w:pPr>
+        <w:pStyle w:val="BodyText"/>
+      </w:pPr>
+      <w:r>
+        <w:t xml:space="preserve">ALEKSEY: Но зачем вам это? Волков сказал бы, что это нерационально.</w:t>
+      </w:r>
+    </w:p>
+    <w:p>
+      <w:pPr>
+        <w:pStyle w:val="BodyText"/>
+      </w:pPr>
+      <w:r>
+        <w:t xml:space="preserve">YUN: Волков мне звонил, сам, две недели назад. Ещё до того, как вы получили его условия.</w:t>
+      </w:r>
+    </w:p>
+    <w:p>
+      <w:pPr>
+        <w:pStyle w:val="BodyText"/>
+      </w:pPr>
+      <w:r>
+        <w:t xml:space="preserve">ALEKSEY: Звонил? Вам лично, напрямую?</w:t>
+      </w:r>
+    </w:p>
+    <w:p>
+      <w:pPr>
+        <w:pStyle w:val="BodyText"/>
+      </w:pPr>
+      <w:r>
+        <w:t xml:space="preserve">YUN: Он сказал: «Господин Юн, после сделки ваша продукция будет продаваться в два раза больше, без ограничений, без сертификатов, без ночных звонков». Я спросил: «А „Ладога”?» Он ответил: «„Ладога” — это эмоция. Эмоции не продаются». Очень вежливо, как учитель ученику.</w:t>
+      </w:r>
+    </w:p>
+    <w:p>
+      <w:pPr>
+        <w:pStyle w:val="BodyText"/>
+      </w:pPr>
+      <w:r>
+        <w:t xml:space="preserve">DOYUN: Президент молчал целую минуту, а потом сказал только одну фразу.</w:t>
+      </w:r>
+    </w:p>
+    <w:p>
+      <w:pPr>
+        <w:pStyle w:val="BodyText"/>
+      </w:pPr>
+      <w:r>
+        <w:t xml:space="preserve">ALEKSEY: Какую фразу? Мне очень важно её знать.</w:t>
+      </w:r>
+    </w:p>
+    <w:p>
+      <w:pPr>
+        <w:pStyle w:val="BodyText"/>
+      </w:pPr>
+      <w:r>
+        <w:t xml:space="preserve">YUN: «Господин Волков, эту линию я построил для эмоции». Он не понял и вежливо повесил трубку.</w:t>
+      </w:r>
+    </w:p>
+    <w:p>
+      <w:pPr>
+        <w:pStyle w:val="BodyText"/>
+      </w:pPr>
+      <w:r>
+        <w:t xml:space="preserve">ALEKSEY: Значит, вы знали его условия раньше меня.</w:t>
+      </w:r>
+    </w:p>
+    <w:p>
+      <w:pPr>
+        <w:pStyle w:val="BodyText"/>
+      </w:pPr>
+      <w:r>
+        <w:t xml:space="preserve">YUN: Я знал, о чём он думает, а условия — это только бумага, Воронцов. И Ирина права. Номер один на её доске: «Седжин» — девяносто два процента, один пожар или один новый директор после Юна, и у вас ничего нет. Это правда. Я не обиделся. Я начал строить.</w:t>
+      </w:r>
+    </w:p>
+    <w:p>
+      <w:pPr>
+        <w:pStyle w:val="BodyText"/>
+      </w:pPr>
+      <w:r>
+        <w:t xml:space="preserve">ALEKSEY: Я не хотел, чтобы вы это видели. Это было… это было про страх.</w:t>
+      </w:r>
+    </w:p>
+    <w:p>
+      <w:pPr>
+        <w:pStyle w:val="BodyText"/>
+      </w:pPr>
+      <w:r>
+        <w:t xml:space="preserve">YUN: Это было правдой. Мне шестьдесят восемь, и я не вечный. Поэтому вторая новость. Пойдёмте к окну.</w:t>
+      </w:r>
+    </w:p>
+    <w:p>
+      <w:pPr>
+        <w:pStyle w:val="BodyText"/>
+      </w:pPr>
+      <w:r>
+        <w:t xml:space="preserve">DOYUN: Сохи! Президент зовёт тебя, иди сюда.</w:t>
+      </w:r>
+    </w:p>
+    <w:p>
+      <w:pPr>
+        <w:pStyle w:val="BodyText"/>
+      </w:pPr>
+      <w:r>
+        <w:t xml:space="preserve">SOHEE: Воронцов-сси, доброе утро. Обувь новая — это хорошо. Старая обувь — для Москвы.</w:t>
+      </w:r>
+    </w:p>
+    <w:p>
+      <w:pPr>
+        <w:pStyle w:val="BodyText"/>
+      </w:pPr>
+      <w:r>
+        <w:t xml:space="preserve">YUN: Совет директоров «Седжина» решил в сентябре: после меня генеральным директором станет Чон Сохи, через два года. Не Чхве, а Сохи.</w:t>
+      </w:r>
+    </w:p>
+    <w:p>
+      <w:pPr>
+        <w:pStyle w:val="BodyText"/>
+      </w:pPr>
+      <w:r>
+        <w:t xml:space="preserve">ALEKSEY: Сохи… Поздравляю вас. Это… это правильно, я уверен.</w:t>
+      </w:r>
+    </w:p>
+    <w:p>
+      <w:pPr>
+        <w:pStyle w:val="BodyText"/>
+      </w:pPr>
+      <w:r>
+        <w:t xml:space="preserve">SOHEE: Не надо поздравлять, это работа, и много работы. Я сказала президенту: «Одно условие. „Ладога” — моя тоже. Я подписала её первой».</w:t>
+      </w:r>
+    </w:p>
+    <w:p>
+      <w:pPr>
+        <w:pStyle w:val="BodyText"/>
+      </w:pPr>
+      <w:r>
+        <w:t xml:space="preserve">YUN: Вот. Это ответ Ирине. Новый директор после Юна — тот, кто строил «Ладогу» вместе с вами, а не чужой.</w:t>
       </w:r>
     </w:p>
     <w:bookmarkEnd w:id="22"/>
@@ -1532,239 +1532,239 @@
         <w:pStyle w:val="FirstParagraph"/>
       </w:pPr>
       <w:r>
-        <w:t xml:space="preserve">CHOI: Воронцов. Садитесь с нами. Здесь не ресторан. Здесь — столовая. Президент ест здесь тридцать лет.</w:t>
-      </w:r>
-    </w:p>
-    <w:p>
-      <w:pPr>
-        <w:pStyle w:val="BodyText"/>
-      </w:pPr>
-      <w:r>
-        <w:t xml:space="preserve">ALEKSEY: Спасибо, Чхве. Вы знали про Сохи?</w:t>
-      </w:r>
-    </w:p>
-    <w:p>
-      <w:pPr>
-        <w:pStyle w:val="BodyText"/>
-      </w:pPr>
-      <w:r>
-        <w:t xml:space="preserve">CHOI: Знал. Я голосовал за неё. Директором должно быть качество. Я понял это в июне. С таймером.</w:t>
-      </w:r>
-    </w:p>
-    <w:p>
-      <w:pPr>
-        <w:pStyle w:val="BodyText"/>
-      </w:pPr>
-      <w:r>
-        <w:t xml:space="preserve">ALEKSEY: Вы голосовали против себя?</w:t>
-      </w:r>
-    </w:p>
-    <w:p>
-      <w:pPr>
-        <w:pStyle w:val="BodyText"/>
-      </w:pPr>
-      <w:r>
-        <w:t xml:space="preserve">CHOI: Против своего плана. Не против себя. Разница — как между Алматы и Москвой.</w:t>
-      </w:r>
-    </w:p>
-    <w:p>
-      <w:pPr>
-        <w:pStyle w:val="BodyText"/>
-      </w:pPr>
-      <w:r>
-        <w:t xml:space="preserve">YUN: Чхве кричит. Сохи молчит. Директор, который молчит, слышит больше. Ешьте. Потом говорите. Это корейское правило.</w:t>
-      </w:r>
-    </w:p>
-    <w:p>
-      <w:pPr>
-        <w:pStyle w:val="BodyText"/>
-      </w:pPr>
-      <w:r>
-        <w:t xml:space="preserve">ALEKSEY: Я съел. Можно говорить?</w:t>
-      </w:r>
-    </w:p>
-    <w:p>
-      <w:pPr>
-        <w:pStyle w:val="BodyText"/>
-      </w:pPr>
-      <w:r>
-        <w:t xml:space="preserve">YUN: Говорите. Всё. С начала.</w:t>
-      </w:r>
-    </w:p>
-    <w:p>
-      <w:pPr>
-        <w:pStyle w:val="BodyText"/>
-      </w:pPr>
-      <w:r>
-        <w:t xml:space="preserve">ALEKSEY: Волков предлагает четыре миллиарда. Условия вы знаете. Мы сказали: неприемлемо. Но остаться как есть я не могу. Борис Игоревич выходит из бизнеса — его двадцать процентов кому-то достанутся. Ирина устала, хочет выйти честно, через дверь. Ещё двадцать. А сто человек написали: «Не продавайте нас вслепую». Что делать с сорока процентами — не знаю.</w:t>
-      </w:r>
-    </w:p>
-    <w:p>
-      <w:pPr>
-        <w:pStyle w:val="BodyText"/>
-      </w:pPr>
-      <w:r>
-        <w:t xml:space="preserve">YUN: Сорок процентов. Вы хорошо посчитали. А что хотите вы?</w:t>
-      </w:r>
-    </w:p>
-    <w:p>
-      <w:pPr>
-        <w:pStyle w:val="BodyText"/>
-      </w:pPr>
-      <w:r>
-        <w:t xml:space="preserve">ALEKSEY: Чтобы «Мост» остался. С картонкой над дверью, с линией, с Ритой и её правом остановить партию. Чтобы Ирина вышла со своими деньгами и без стыда. Чтобы Борис Игоревич ушёл красиво. Он сам так сказал мне под яблоней: «Хочу красиво». И чтобы Валя ночью могла сказать: «Сегодня — отвечаем».</w:t>
-      </w:r>
-    </w:p>
-    <w:p>
-      <w:pPr>
-        <w:pStyle w:val="BodyText"/>
-      </w:pPr>
-      <w:r>
-        <w:t xml:space="preserve">YUN: Красиво. Хорошее слово. Сложное. Я расскажу вам одну историю. Девяносто восьмой год. Доюн уже знает.</w:t>
-      </w:r>
-    </w:p>
-    <w:p>
-      <w:pPr>
-        <w:pStyle w:val="BodyText"/>
-      </w:pPr>
-      <w:r>
-        <w:t xml:space="preserve">DOYUN: Знаю. Президент рассказал мне в сентябре. Я плакал. Не переводите это.</w:t>
-      </w:r>
-    </w:p>
-    <w:p>
-      <w:pPr>
-        <w:pStyle w:val="BodyText"/>
-      </w:pPr>
-      <w:r>
-        <w:t xml:space="preserve">YUN: Девяносто восьмой. Кризис — и в Корее тоже, Воронцов, не только у вас. Японская компания предлагает купить «Седжин». Весь, целиком. Хорошие деньги, лучше, чем у Волкова для вас. Я не продал. Но я и не остался один — это важно. Я пустил партнёра. На двадцать процентов.</w:t>
-      </w:r>
-    </w:p>
-    <w:p>
-      <w:pPr>
-        <w:pStyle w:val="BodyText"/>
-      </w:pPr>
-      <w:r>
-        <w:t xml:space="preserve">ALEKSEY: Партнёра? Кого?</w:t>
-      </w:r>
-    </w:p>
-    <w:p>
-      <w:pPr>
-        <w:pStyle w:val="BodyText"/>
-      </w:pPr>
-      <w:r>
-        <w:t xml:space="preserve">YUN: Банк из Вонджу. Маленький. Местный. Председатель — мой школьный учитель математики. Он дал деньги. И подписал одно условие. Моё.</w:t>
-      </w:r>
-    </w:p>
-    <w:p>
-      <w:pPr>
-        <w:pStyle w:val="BodyText"/>
-      </w:pPr>
-      <w:r>
-        <w:t xml:space="preserve">ALEKSEY: Какое?</w:t>
-      </w:r>
-    </w:p>
-    <w:p>
-      <w:pPr>
-        <w:pStyle w:val="BodyText"/>
-      </w:pPr>
-      <w:r>
-        <w:t xml:space="preserve">YUN: «Партнёр имеет право спрашивать. Не имеет права закрывать». Двадцать лет он спрашивал. Каждый квартал. Неудобные вопросы. Ни разу ничего не закрыл.</w:t>
-      </w:r>
-    </w:p>
-    <w:p>
-      <w:pPr>
-        <w:pStyle w:val="BodyText"/>
-      </w:pPr>
-      <w:r>
-        <w:t xml:space="preserve">CHOI: Он и меня спрашивал. Про скидки в Казахстане. Я его боялся больше, чем президента.</w:t>
-      </w:r>
-    </w:p>
-    <w:p>
-      <w:pPr>
-        <w:pStyle w:val="BodyText"/>
-      </w:pPr>
-      <w:r>
-        <w:t xml:space="preserve">ALEKSEY: Почему боялись?</w:t>
-      </w:r>
-    </w:p>
-    <w:p>
-      <w:pPr>
-        <w:pStyle w:val="BodyText"/>
-      </w:pPr>
-      <w:r>
-        <w:t xml:space="preserve">CHOI: Он спрашивал «почему», а не «сколько». На «сколько» я умею отвечать.</w:t>
-      </w:r>
-    </w:p>
-    <w:p>
-      <w:pPr>
-        <w:pStyle w:val="BodyText"/>
-      </w:pPr>
-      <w:r>
-        <w:t xml:space="preserve">YUN: Потом он умер. Банк купили. Я выкупил долю. Дорого. Но мы уже стоили вдесятеро больше.</w:t>
-      </w:r>
-    </w:p>
-    <w:p>
-      <w:pPr>
-        <w:pStyle w:val="BodyText"/>
-      </w:pPr>
-      <w:r>
-        <w:t xml:space="preserve">ALEKSEY: Право спрашивать. Не право закрывать.</w:t>
-      </w:r>
-    </w:p>
-    <w:p>
-      <w:pPr>
-        <w:pStyle w:val="BodyText"/>
-      </w:pPr>
-      <w:r>
-        <w:t xml:space="preserve">YUN: Это не совет, Воронцов. Это история. Советов я не даю никому, даже Сохи. Совет — это чужое решение, которое потом приходится носить, как чужую обувь. История — другое. Она ваша, если вы её услышали. Что с ней делать — вы знаете лучше меня.</w:t>
-      </w:r>
-    </w:p>
-    <w:p>
-      <w:pPr>
-        <w:pStyle w:val="BodyText"/>
-      </w:pPr>
-      <w:r>
-        <w:t xml:space="preserve">SOHEE: Президент так всегда. Говорит «не совет». Потом все делают, как он сказал.</w:t>
-      </w:r>
-    </w:p>
-    <w:p>
-      <w:pPr>
-        <w:pStyle w:val="BodyText"/>
-      </w:pPr>
-      <w:r>
-        <w:t xml:space="preserve">DOYUN: Правда. Я перевожу «не совет» уже пятнадцать лет.</w:t>
-      </w:r>
-    </w:p>
-    <w:p>
-      <w:pPr>
-        <w:pStyle w:val="BodyText"/>
-      </w:pPr>
-      <w:r>
-        <w:t xml:space="preserve">YUN: Сохи, ты будешь директором. Тебе можно так говорить. Пока — нельзя.</w:t>
-      </w:r>
-    </w:p>
-    <w:p>
-      <w:pPr>
-        <w:pStyle w:val="BodyText"/>
-      </w:pPr>
-      <w:r>
-        <w:t xml:space="preserve">ALEKSEY: Господин Юн, а кто может спрашивать и не закрывать? Где таких искать?</w:t>
-      </w:r>
-    </w:p>
-    <w:p>
-      <w:pPr>
-        <w:pStyle w:val="BodyText"/>
-      </w:pPr>
-      <w:r>
-        <w:t xml:space="preserve">YUN: Хороший вопрос. Сегодня не отвечу. Мне нужен совет директоров. И Сохи.</w:t>
-      </w:r>
-    </w:p>
-    <w:p>
-      <w:pPr>
-        <w:pStyle w:val="BodyText"/>
-      </w:pPr>
-      <w:r>
-        <w:t xml:space="preserve">CHOI: Президент так говорит, когда уже решил. Я знаю его тридцать лет.</w:t>
+        <w:t xml:space="preserve">CHOI: Воронцов, садитесь с нами. Здесь не ресторан, а столовая, и президент ест здесь уже тридцать лет.</w:t>
+      </w:r>
+    </w:p>
+    <w:p>
+      <w:pPr>
+        <w:pStyle w:val="BodyText"/>
+      </w:pPr>
+      <w:r>
+        <w:t xml:space="preserve">ALEKSEY: Спасибо, Чхве. Скажите, вы знали про Сохи заранее?</w:t>
+      </w:r>
+    </w:p>
+    <w:p>
+      <w:pPr>
+        <w:pStyle w:val="BodyText"/>
+      </w:pPr>
+      <w:r>
+        <w:t xml:space="preserve">CHOI: Знал, я сам голосовал за неё. Директором должно быть качество, и я понял это в июне, с таймером.</w:t>
+      </w:r>
+    </w:p>
+    <w:p>
+      <w:pPr>
+        <w:pStyle w:val="BodyText"/>
+      </w:pPr>
+      <w:r>
+        <w:t xml:space="preserve">ALEKSEY: То есть вы голосовали против самого себя?</w:t>
+      </w:r>
+    </w:p>
+    <w:p>
+      <w:pPr>
+        <w:pStyle w:val="BodyText"/>
+      </w:pPr>
+      <w:r>
+        <w:t xml:space="preserve">CHOI: Против своего плана, а не против себя. Разница такая же, как между Алматы и Москвой.</w:t>
+      </w:r>
+    </w:p>
+    <w:p>
+      <w:pPr>
+        <w:pStyle w:val="BodyText"/>
+      </w:pPr>
+      <w:r>
+        <w:t xml:space="preserve">YUN: Чхве кричит, а Сохи молчит, и директор, который молчит, слышит больше. Ешьте, а потом говорите. Это корейское правило.</w:t>
+      </w:r>
+    </w:p>
+    <w:p>
+      <w:pPr>
+        <w:pStyle w:val="BodyText"/>
+      </w:pPr>
+      <w:r>
+        <w:t xml:space="preserve">ALEKSEY: Я всё съел, честно. Теперь можно говорить?</w:t>
+      </w:r>
+    </w:p>
+    <w:p>
+      <w:pPr>
+        <w:pStyle w:val="BodyText"/>
+      </w:pPr>
+      <w:r>
+        <w:t xml:space="preserve">YUN: Говорите. Всё, и с самого начала, не торопясь, у нас есть время до вечера.</w:t>
+      </w:r>
+    </w:p>
+    <w:p>
+      <w:pPr>
+        <w:pStyle w:val="BodyText"/>
+      </w:pPr>
+      <w:r>
+        <w:t xml:space="preserve">ALEKSEY: Волков предлагает четыре миллиарда, а условия вы знаете. Мы сказали: неприемлемо. Но остаться как есть я не могу. Борис Игоревич выходит из бизнеса, и его двадцать процентов кому-то достанутся. Ирина устала и хочет выйти честно, через дверь, это ещё двадцать. А сто человек написали: «Не продавайте нас вслепую». Что делать с сорока процентами, я не знаю.</w:t>
+      </w:r>
+    </w:p>
+    <w:p>
+      <w:pPr>
+        <w:pStyle w:val="BodyText"/>
+      </w:pPr>
+      <w:r>
+        <w:t xml:space="preserve">YUN: Сорок процентов, вы хорошо посчитали. А чего хотите вы сами?</w:t>
+      </w:r>
+    </w:p>
+    <w:p>
+      <w:pPr>
+        <w:pStyle w:val="BodyText"/>
+      </w:pPr>
+      <w:r>
+        <w:t xml:space="preserve">ALEKSEY: Чтобы «Мост» остался: с картонкой над дверью, с линией, с Ритой и её правом остановить партию. Чтобы Ирина вышла со своими деньгами и без стыда. Чтобы Борис Игоревич ушёл красиво, он сам так сказал мне под яблоней: «Хочу красиво». И чтобы Валя ночью могла сказать: «Сегодня — отвечаем».</w:t>
+      </w:r>
+    </w:p>
+    <w:p>
+      <w:pPr>
+        <w:pStyle w:val="BodyText"/>
+      </w:pPr>
+      <w:r>
+        <w:t xml:space="preserve">YUN: Красиво — хорошее слово, но сложное. Я расскажу вам одну историю про девяносто восьмой год. Доюн её уже знает.</w:t>
+      </w:r>
+    </w:p>
+    <w:p>
+      <w:pPr>
+        <w:pStyle w:val="BodyText"/>
+      </w:pPr>
+      <w:r>
+        <w:t xml:space="preserve">DOYUN: Знаю, президент рассказал мне в сентябре, и я плакал. Только, пожалуйста, не переводите это.</w:t>
+      </w:r>
+    </w:p>
+    <w:p>
+      <w:pPr>
+        <w:pStyle w:val="BodyText"/>
+      </w:pPr>
+      <w:r>
+        <w:t xml:space="preserve">YUN: Девяносто восьмой год, кризис, и в Корее тоже, Воронцов, не только у вас. Японская компания предлагает купить «Седжин» целиком, за хорошие деньги, лучше, чем у Волкова для вас. Я не продал. Но я и не остался один, и это важно: я пустил партнёра на двадцать процентов.</w:t>
+      </w:r>
+    </w:p>
+    <w:p>
+      <w:pPr>
+        <w:pStyle w:val="BodyText"/>
+      </w:pPr>
+      <w:r>
+        <w:t xml:space="preserve">ALEKSEY: Партнёра? И кого же вы пустили?</w:t>
+      </w:r>
+    </w:p>
+    <w:p>
+      <w:pPr>
+        <w:pStyle w:val="BodyText"/>
+      </w:pPr>
+      <w:r>
+        <w:t xml:space="preserve">YUN: Маленький местный банк из Вонджу. Председателем там был мой школьный учитель математики. Он дал деньги и подписал одно условие, моё.</w:t>
+      </w:r>
+    </w:p>
+    <w:p>
+      <w:pPr>
+        <w:pStyle w:val="BodyText"/>
+      </w:pPr>
+      <w:r>
+        <w:t xml:space="preserve">ALEKSEY: Какое условие он подписал? Наверное, очень простое, раз вы его помните до сих пор?</w:t>
+      </w:r>
+    </w:p>
+    <w:p>
+      <w:pPr>
+        <w:pStyle w:val="BodyText"/>
+      </w:pPr>
+      <w:r>
+        <w:t xml:space="preserve">YUN: «Партнёр имеет право спрашивать. Не имеет права закрывать». Двадцать лет он спрашивал, каждый квартал, и задавал неудобные вопросы, но ни разу ничего не закрыл.</w:t>
+      </w:r>
+    </w:p>
+    <w:p>
+      <w:pPr>
+        <w:pStyle w:val="BodyText"/>
+      </w:pPr>
+      <w:r>
+        <w:t xml:space="preserve">CHOI: Он и меня спрашивал, про скидки в Казахстане. Я боялся его больше, чем президента.</w:t>
+      </w:r>
+    </w:p>
+    <w:p>
+      <w:pPr>
+        <w:pStyle w:val="BodyText"/>
+      </w:pPr>
+      <w:r>
+        <w:t xml:space="preserve">ALEKSEY: А почему вы его так боялись?</w:t>
+      </w:r>
+    </w:p>
+    <w:p>
+      <w:pPr>
+        <w:pStyle w:val="BodyText"/>
+      </w:pPr>
+      <w:r>
+        <w:t xml:space="preserve">CHOI: Потому что он спрашивал «почему», а не «сколько». А на «сколько» я отвечать умею.</w:t>
+      </w:r>
+    </w:p>
+    <w:p>
+      <w:pPr>
+        <w:pStyle w:val="BodyText"/>
+      </w:pPr>
+      <w:r>
+        <w:t xml:space="preserve">YUN: Потом он умер, банк купили, и я выкупил долю. Дорого, но к тому времени мы уже стоили вдесятеро больше.</w:t>
+      </w:r>
+    </w:p>
+    <w:p>
+      <w:pPr>
+        <w:pStyle w:val="BodyText"/>
+      </w:pPr>
+      <w:r>
+        <w:t xml:space="preserve">ALEKSEY: Право спрашивать, но не право закрывать. Я запомню.</w:t>
+      </w:r>
+    </w:p>
+    <w:p>
+      <w:pPr>
+        <w:pStyle w:val="BodyText"/>
+      </w:pPr>
+      <w:r>
+        <w:t xml:space="preserve">YUN: Это не совет, Воронцов. Это история. Советов я не даю никому, даже Сохи. Совет — это чужое решение, которое потом приходится носить, как чужую обувь. История — другое: она ваша, если вы её услышали. Что с ней делать — вы знаете лучше меня.</w:t>
+      </w:r>
+    </w:p>
+    <w:p>
+      <w:pPr>
+        <w:pStyle w:val="BodyText"/>
+      </w:pPr>
+      <w:r>
+        <w:t xml:space="preserve">SOHEE: Президент всегда так говорит: «Это не совет». А потом все делают, как он сказал.</w:t>
+      </w:r>
+    </w:p>
+    <w:p>
+      <w:pPr>
+        <w:pStyle w:val="BodyText"/>
+      </w:pPr>
+      <w:r>
+        <w:t xml:space="preserve">DOYUN: Правда. Я перевожу «это не совет» уже пятнадцать лет подряд.</w:t>
+      </w:r>
+    </w:p>
+    <w:p>
+      <w:pPr>
+        <w:pStyle w:val="BodyText"/>
+      </w:pPr>
+      <w:r>
+        <w:t xml:space="preserve">YUN: Сохи, ты будешь директором, тебе можно так говорить, но пока нельзя.</w:t>
+      </w:r>
+    </w:p>
+    <w:p>
+      <w:pPr>
+        <w:pStyle w:val="BodyText"/>
+      </w:pPr>
+      <w:r>
+        <w:t xml:space="preserve">ALEKSEY: Господин Юн, а кто может спрашивать и не закрывать? Где искать таких людей?</w:t>
+      </w:r>
+    </w:p>
+    <w:p>
+      <w:pPr>
+        <w:pStyle w:val="BodyText"/>
+      </w:pPr>
+      <w:r>
+        <w:t xml:space="preserve">YUN: Хороший вопрос, но сегодня я на него не отвечу. Мне нужен совет директоров и Сохи.</w:t>
+      </w:r>
+    </w:p>
+    <w:p>
+      <w:pPr>
+        <w:pStyle w:val="BodyText"/>
+      </w:pPr>
+      <w:r>
+        <w:t xml:space="preserve">CHOI: Президент так говорит, когда уже всё решил. Я знаю его тридцать лет.</w:t>
       </w:r>
     </w:p>
     <w:bookmarkEnd w:id="23"/>
@@ -1782,7 +1782,7 @@
         <w:pStyle w:val="FirstParagraph"/>
       </w:pPr>
       <w:r>
-        <w:t xml:space="preserve">YUN: Река. Сомган. Я хожу здесь каждый вечер. Сорок минут. Врач сказал. Вера Павловна сказала бы то же.</w:t>
+        <w:t xml:space="preserve">YUN: Это река Сомган. Я хожу здесь каждый вечер по сорок минут, так сказал врач. Вера Павловна сказала бы то же самое.</w:t>
       </w:r>
     </w:p>
     <w:p>
@@ -1798,47 +1798,47 @@
         <w:pStyle w:val="BodyText"/>
       </w:pPr>
       <w:r>
-        <w:t xml:space="preserve">YUN: Значит, час. Воронцов, я задал вам вопрос в сентябре. Через Доюна. Одно слово.</w:t>
-      </w:r>
-    </w:p>
-    <w:p>
-      <w:pPr>
-        <w:pStyle w:val="BodyText"/>
-      </w:pPr>
-      <w:r>
-        <w:t xml:space="preserve">ALEKSEY: «Оценка». Во сколько я оцениваю себя.</w:t>
-      </w:r>
-    </w:p>
-    <w:p>
-      <w:pPr>
-        <w:pStyle w:val="BodyText"/>
-      </w:pPr>
-      <w:r>
-        <w:t xml:space="preserve">YUN: Вы ответили?</w:t>
-      </w:r>
-    </w:p>
-    <w:p>
-      <w:pPr>
-        <w:pStyle w:val="BodyText"/>
-      </w:pPr>
-      <w:r>
-        <w:t xml:space="preserve">ALEKSEY: Я думал месяц, господин Юн. Вчера в самолёте — ещё девять часов. Читал условия Волкова, все восемь пунктов, по кругу. Пункт восемь — двести миллионов за мои руки. Я его перечитал раз двадцать. Над Байкалом понял ответ. Он оказался простым.</w:t>
-      </w:r>
-    </w:p>
-    <w:p>
-      <w:pPr>
-        <w:pStyle w:val="BodyText"/>
-      </w:pPr>
-      <w:r>
-        <w:t xml:space="preserve">YUN: И?</w:t>
-      </w:r>
-    </w:p>
-    <w:p>
-      <w:pPr>
-        <w:pStyle w:val="BodyText"/>
-      </w:pPr>
-      <w:r>
-        <w:t xml:space="preserve">ALEKSEY: И понял. Я стою ровно столько, сколько стоит моё слово. Если я продам слово — я не стою ничего. Даже за миллиард шестьсот. Даже за миллиард восемьсот с бонусом. Это не красиво. Это просто арифметика. Ирина бы одобрила.</w:t>
+        <w:t xml:space="preserve">YUN: Значит, час. Воронцов, в сентябре я задал вам вопрос через Доюна, одним словом.</w:t>
+      </w:r>
+    </w:p>
+    <w:p>
+      <w:pPr>
+        <w:pStyle w:val="BodyText"/>
+      </w:pPr>
+      <w:r>
+        <w:t xml:space="preserve">ALEKSEY: «Оценка». Во сколько я оцениваю себя самого.</w:t>
+      </w:r>
+    </w:p>
+    <w:p>
+      <w:pPr>
+        <w:pStyle w:val="BodyText"/>
+      </w:pPr>
+      <w:r>
+        <w:t xml:space="preserve">YUN: И вы нашли ответ на этот вопрос?</w:t>
+      </w:r>
+    </w:p>
+    <w:p>
+      <w:pPr>
+        <w:pStyle w:val="BodyText"/>
+      </w:pPr>
+      <w:r>
+        <w:t xml:space="preserve">ALEKSEY: Я думал месяц, господин Юн, а вчера в самолёте ещё девять часов. Читал условия Волкова, все восемь пунктов, по кругу. Пункт восемь — двести миллионов за мои руки — я перечитал раз двадцать. А над Байкалом понял ответ, и он оказался простым.</w:t>
+      </w:r>
+    </w:p>
+    <w:p>
+      <w:pPr>
+        <w:pStyle w:val="BodyText"/>
+      </w:pPr>
+      <w:r>
+        <w:t xml:space="preserve">YUN: И каким же оказался ваш ответ?</w:t>
+      </w:r>
+    </w:p>
+    <w:p>
+      <w:pPr>
+        <w:pStyle w:val="BodyText"/>
+      </w:pPr>
+      <w:r>
+        <w:t xml:space="preserve">ALEKSEY: Я стою ровно столько, сколько стоит моё слово. Если я продам слово, я не стою ничего, даже за миллиард шестьсот, даже за миллиард восемьсот с бонусом. Это не красиво, это просто арифметика, и Ирина бы её одобрила.</w:t>
       </w:r>
     </w:p>
     <w:p>
@@ -1854,127 +1854,127 @@
         <w:pStyle w:val="BodyText"/>
       </w:pPr>
       <w:r>
-        <w:t xml:space="preserve">ALEKSEY: Вы и это знаете.</w:t>
-      </w:r>
-    </w:p>
-    <w:p>
-      <w:pPr>
-        <w:pStyle w:val="BodyText"/>
-      </w:pPr>
-      <w:r>
-        <w:t xml:space="preserve">YUN: Доюн переводит мне всё. Ваше слово — это картонка. Шестьдесят одна подпись. Обещание Вале. Это документ.</w:t>
-      </w:r>
-    </w:p>
-    <w:p>
-      <w:pPr>
-        <w:pStyle w:val="BodyText"/>
-      </w:pPr>
-      <w:r>
-        <w:t xml:space="preserve">DOYUN: Президент, можно? То, что вы просили не передавать до утра. Я ждал вечера.</w:t>
-      </w:r>
-    </w:p>
-    <w:p>
-      <w:pPr>
-        <w:pStyle w:val="BodyText"/>
-      </w:pPr>
-      <w:r>
-        <w:t xml:space="preserve">YUN: Скажи. Сейчас можно.</w:t>
-      </w:r>
-    </w:p>
-    <w:p>
-      <w:pPr>
-        <w:pStyle w:val="BodyText"/>
-      </w:pPr>
-      <w:r>
-        <w:t xml:space="preserve">DOYUN: Лёша. В понедельник, когда ты ещё был в Москве, президент сказал мне по телефону: «Если Алексей приедет за деньгами — отправь его обратно в тот же день, вежливо. Если за советом — оставь на три дня». Три дня, Лёша. Я тогда не понял, зачем ты ему на три дня.</w:t>
-      </w:r>
-    </w:p>
-    <w:p>
-      <w:pPr>
-        <w:pStyle w:val="BodyText"/>
-      </w:pPr>
-      <w:r>
-        <w:t xml:space="preserve">ALEKSEY: На три дня. А я приехал…</w:t>
-      </w:r>
-    </w:p>
-    <w:p>
-      <w:pPr>
-        <w:pStyle w:val="BodyText"/>
-      </w:pPr>
-      <w:r>
-        <w:t xml:space="preserve">DOYUN: Ты сказал утром: «Я приехал посоветоваться». Первой фразой. Президент кивнул. Ты не видел. Я видел.</w:t>
-      </w:r>
-    </w:p>
-    <w:p>
-      <w:pPr>
-        <w:pStyle w:val="BodyText"/>
-      </w:pPr>
-      <w:r>
-        <w:t xml:space="preserve">YUN: Три дня. Завтра — Сеул, Доюн покажет свой город. Решения не принимаются в цеху.</w:t>
-      </w:r>
-    </w:p>
-    <w:p>
-      <w:pPr>
-        <w:pStyle w:val="BodyText"/>
-      </w:pPr>
-      <w:r>
-        <w:t xml:space="preserve">ALEKSEY: А где принимаются?</w:t>
-      </w:r>
-    </w:p>
-    <w:p>
-      <w:pPr>
-        <w:pStyle w:val="BodyText"/>
-      </w:pPr>
-      <w:r>
-        <w:t xml:space="preserve">YUN: Между друзьями. Ночью. Когда никто не записывает. Потом — совет, бумага, подписи. Но сначала — ночь.</w:t>
-      </w:r>
-    </w:p>
-    <w:p>
-      <w:pPr>
-        <w:pStyle w:val="BodyText"/>
-      </w:pPr>
-      <w:r>
-        <w:t xml:space="preserve">ALEKSEY: А послезавтра?</w:t>
-      </w:r>
-    </w:p>
-    <w:p>
-      <w:pPr>
-        <w:pStyle w:val="BodyText"/>
-      </w:pPr>
-      <w:r>
-        <w:t xml:space="preserve">YUN: Послезавтра я задам вам вопрос. Не я — «Седжин». И вы ответите не мне — своим трём. Ирине. Ольге. Ланскому.</w:t>
-      </w:r>
-    </w:p>
-    <w:p>
-      <w:pPr>
-        <w:pStyle w:val="BodyText"/>
-      </w:pPr>
-      <w:r>
-        <w:t xml:space="preserve">ALEKSEY: Какой вопрос?</w:t>
-      </w:r>
-    </w:p>
-    <w:p>
-      <w:pPr>
-        <w:pStyle w:val="BodyText"/>
-      </w:pPr>
-      <w:r>
-        <w:t xml:space="preserve">YUN: Если бы я сказал сегодня — вы бы не спали. А вам нужно спать. Рита проверит.</w:t>
-      </w:r>
-    </w:p>
-    <w:p>
-      <w:pPr>
-        <w:pStyle w:val="BodyText"/>
-      </w:pPr>
-      <w:r>
-        <w:t xml:space="preserve">ALEKSEY: Рита проверяет почту, господин Юн. Сон она не видит.</w:t>
-      </w:r>
-    </w:p>
-    <w:p>
-      <w:pPr>
-        <w:pStyle w:val="BodyText"/>
-      </w:pPr>
-      <w:r>
-        <w:t xml:space="preserve">YUN: Сон вижу я. Через тонометр. Утром.</w:t>
+        <w:t xml:space="preserve">ALEKSEY: Вы и это про неё знаете? Удивительно.</w:t>
+      </w:r>
+    </w:p>
+    <w:p>
+      <w:pPr>
+        <w:pStyle w:val="BodyText"/>
+      </w:pPr>
+      <w:r>
+        <w:t xml:space="preserve">YUN: Доюн переводит мне всё. Ваше слово — это картонка, шестьдесят одна подпись и обещание Вале. Это и есть документ.</w:t>
+      </w:r>
+    </w:p>
+    <w:p>
+      <w:pPr>
+        <w:pStyle w:val="BodyText"/>
+      </w:pPr>
+      <w:r>
+        <w:t xml:space="preserve">DOYUN: Президент, можно мне? То, что вы просили не передавать до утра. Я ждал до вечера.</w:t>
+      </w:r>
+    </w:p>
+    <w:p>
+      <w:pPr>
+        <w:pStyle w:val="BodyText"/>
+      </w:pPr>
+      <w:r>
+        <w:t xml:space="preserve">YUN: Скажи, Доюн. Теперь уже можно, он прошёл свой первый день.</w:t>
+      </w:r>
+    </w:p>
+    <w:p>
+      <w:pPr>
+        <w:pStyle w:val="BodyText"/>
+      </w:pPr>
+      <w:r>
+        <w:t xml:space="preserve">DOYUN: Лёша, в понедельник, когда ты ещё был в Москве, президент сказал мне по телефону: «Если Алексей приедет за деньгами, отправь его обратно в тот же день, вежливо. Если за советом, оставь на три дня». Три дня, Лёша. Я тогда не понял, зачем ты ему на три дня.</w:t>
+      </w:r>
+    </w:p>
+    <w:p>
+      <w:pPr>
+        <w:pStyle w:val="BodyText"/>
+      </w:pPr>
+      <w:r>
+        <w:t xml:space="preserve">ALEKSEY: На три дня… А я ведь приехал…</w:t>
+      </w:r>
+    </w:p>
+    <w:p>
+      <w:pPr>
+        <w:pStyle w:val="BodyText"/>
+      </w:pPr>
+      <w:r>
+        <w:t xml:space="preserve">DOYUN: Ты утром сказал первой фразой: «Я приехал посоветоваться». Президент кивнул, ты этого не видел, а я видел.</w:t>
+      </w:r>
+    </w:p>
+    <w:p>
+      <w:pPr>
+        <w:pStyle w:val="BodyText"/>
+      </w:pPr>
+      <w:r>
+        <w:t xml:space="preserve">YUN: Три дня. Завтра Сеул, Доюн покажет вам свой город. Решения не принимаются в цеху.</w:t>
+      </w:r>
+    </w:p>
+    <w:p>
+      <w:pPr>
+        <w:pStyle w:val="BodyText"/>
+      </w:pPr>
+      <w:r>
+        <w:t xml:space="preserve">ALEKSEY: А где же тогда они принимаются?</w:t>
+      </w:r>
+    </w:p>
+    <w:p>
+      <w:pPr>
+        <w:pStyle w:val="BodyText"/>
+      </w:pPr>
+      <w:r>
+        <w:t xml:space="preserve">YUN: Между друзьями, ночью, когда никто не записывает. Потом совет, бумага, подписи. Но сначала ночь.</w:t>
+      </w:r>
+    </w:p>
+    <w:p>
+      <w:pPr>
+        <w:pStyle w:val="BodyText"/>
+      </w:pPr>
+      <w:r>
+        <w:t xml:space="preserve">ALEKSEY: А что будет послезавтра, господин Юн?</w:t>
+      </w:r>
+    </w:p>
+    <w:p>
+      <w:pPr>
+        <w:pStyle w:val="BodyText"/>
+      </w:pPr>
+      <w:r>
+        <w:t xml:space="preserve">YUN: Послезавтра я задам вам вопрос, вернее, не я, а «Седжин». И ответите вы не мне, а своим трём: Ирине, Ольге и Ланскому.</w:t>
+      </w:r>
+    </w:p>
+    <w:p>
+      <w:pPr>
+        <w:pStyle w:val="BodyText"/>
+      </w:pPr>
+      <w:r>
+        <w:t xml:space="preserve">ALEKSEY: А какой это будет вопрос? Хотя бы намекните, о чём он будет.</w:t>
+      </w:r>
+    </w:p>
+    <w:p>
+      <w:pPr>
+        <w:pStyle w:val="BodyText"/>
+      </w:pPr>
+      <w:r>
+        <w:t xml:space="preserve">YUN: Если я скажу сегодня, вы не будете спать, а вам нужно спать. Рита проверит.</w:t>
+      </w:r>
+    </w:p>
+    <w:p>
+      <w:pPr>
+        <w:pStyle w:val="BodyText"/>
+      </w:pPr>
+      <w:r>
+        <w:t xml:space="preserve">ALEKSEY: Рита проверяет почту, господин Юн, а сон она не видит.</w:t>
+      </w:r>
+    </w:p>
+    <w:p>
+      <w:pPr>
+        <w:pStyle w:val="BodyText"/>
+      </w:pPr>
+      <w:r>
+        <w:t xml:space="preserve">YUN: Сон вижу я, через тонометр, каждое утро. Давление не умеет врать, в отличие от людей.</w:t>
       </w:r>
     </w:p>
     <w:bookmarkEnd w:id="24"/>
@@ -1992,119 +1992,119 @@
         <w:pStyle w:val="FirstParagraph"/>
       </w:pPr>
       <w:r>
-        <w:t xml:space="preserve">SOHEE: Воронцов-сси. Пять минут. Можно? Без президента. Без Доюна. Мой русский — плохой. Но хватит.</w:t>
-      </w:r>
-    </w:p>
-    <w:p>
-      <w:pPr>
-        <w:pStyle w:val="BodyText"/>
-      </w:pPr>
-      <w:r>
-        <w:t xml:space="preserve">ALEKSEY: Хватит, Сохи. Ваш русский всегда хватает.</w:t>
-      </w:r>
-    </w:p>
-    <w:p>
-      <w:pPr>
-        <w:pStyle w:val="BodyText"/>
-      </w:pPr>
-      <w:r>
-        <w:t xml:space="preserve">SOHEE: Через два года я — директор. Я боюсь. Президент — тридцать лет. Я — ноль.</w:t>
-      </w:r>
-    </w:p>
-    <w:p>
-      <w:pPr>
-        <w:pStyle w:val="BodyText"/>
-      </w:pPr>
-      <w:r>
-        <w:t xml:space="preserve">ALEKSEY: Вы — не ноль. Два года «Ладоги», шесть лет с нами. Вы первая подписали.</w:t>
-      </w:r>
-    </w:p>
-    <w:p>
-      <w:pPr>
-        <w:pStyle w:val="BodyText"/>
-      </w:pPr>
-      <w:r>
-        <w:t xml:space="preserve">SOHEE: Первая. Поэтому скажу прямо, по-русски, плохо. Если вы продадите Волкову — «Ладога» умрёт. Через год. Это моя марка тоже. Мой первый таймер. Мои сто двенадцать ответов Рите. Я не хочу в первый год директором хоронить свою марку. Это плохая примета. В Корее тоже.</w:t>
-      </w:r>
-    </w:p>
-    <w:p>
-      <w:pPr>
-        <w:pStyle w:val="BodyText"/>
-      </w:pPr>
-      <w:r>
-        <w:t xml:space="preserve">ALEKSEY: Я не продам Волкову. На этих условиях — никогда.</w:t>
-      </w:r>
-    </w:p>
-    <w:p>
-      <w:pPr>
-        <w:pStyle w:val="BodyText"/>
-      </w:pPr>
-      <w:r>
-        <w:t xml:space="preserve">SOHEE: А на других?</w:t>
-      </w:r>
-    </w:p>
-    <w:p>
-      <w:pPr>
-        <w:pStyle w:val="BodyText"/>
-      </w:pPr>
-      <w:r>
-        <w:t xml:space="preserve">ALEKSEY: Других он не предлагает. Он сказал: «Назовите свою». Я не называю.</w:t>
-      </w:r>
-    </w:p>
-    <w:p>
-      <w:pPr>
-        <w:pStyle w:val="BodyText"/>
-      </w:pPr>
-      <w:r>
-        <w:t xml:space="preserve">SOHEE: Хорошо. Тогда я скажу президенту: «Он не называет». Президент поймёт.</w:t>
-      </w:r>
-    </w:p>
-    <w:p>
-      <w:pPr>
-        <w:pStyle w:val="BodyText"/>
-      </w:pPr>
-      <w:r>
-        <w:t xml:space="preserve">ALEKSEY: Сохи, что он задумал? Вы знаете.</w:t>
-      </w:r>
-    </w:p>
-    <w:p>
-      <w:pPr>
-        <w:pStyle w:val="BodyText"/>
-      </w:pPr>
-      <w:r>
-        <w:t xml:space="preserve">SOHEE: Знаю. Не скажу. Я — качество. Качество не говорит раньше времени. Если не записано — не было.</w:t>
-      </w:r>
-    </w:p>
-    <w:p>
-      <w:pPr>
-        <w:pStyle w:val="BodyText"/>
-      </w:pPr>
-      <w:r>
-        <w:t xml:space="preserve">ALEKSEY: Это ваша первая фраза. Шесть лет назад.</w:t>
-      </w:r>
-    </w:p>
-    <w:p>
-      <w:pPr>
-        <w:pStyle w:val="BodyText"/>
-      </w:pPr>
-      <w:r>
-        <w:t xml:space="preserve">SOHEE: Да. Шесть лет. Тогда вы не знали, что такое «Седжин». Теперь «Седжин» не знает, что такое без вас.</w:t>
-      </w:r>
-    </w:p>
-    <w:p>
-      <w:pPr>
-        <w:pStyle w:val="BodyText"/>
-      </w:pPr>
-      <w:r>
-        <w:t xml:space="preserve">ALEKSEY: Спасибо, Сохи.</w:t>
-      </w:r>
-    </w:p>
-    <w:p>
-      <w:pPr>
-        <w:pStyle w:val="BodyText"/>
-      </w:pPr>
-      <w:r>
-        <w:t xml:space="preserve">SOHEE: Не спасибо. Спать. Завтра — Сеул. Доюн много пьёт, когда показывает Сеул. Вы — меньше.</w:t>
+        <w:t xml:space="preserve">SOHEE: Воронцов-сси, можно пять минут? Без президента и без Доюна. Мой русский плохой, но хватит.</w:t>
+      </w:r>
+    </w:p>
+    <w:p>
+      <w:pPr>
+        <w:pStyle w:val="BodyText"/>
+      </w:pPr>
+      <w:r>
+        <w:t xml:space="preserve">ALEKSEY: Хватит, Сохи. Вашего русского всегда хватает, я это знаю шесть лет.</w:t>
+      </w:r>
+    </w:p>
+    <w:p>
+      <w:pPr>
+        <w:pStyle w:val="BodyText"/>
+      </w:pPr>
+      <w:r>
+        <w:t xml:space="preserve">SOHEE: Через два года я буду директор, и я боюсь. У президента тридцать лет опыта, а у меня ноль.</w:t>
+      </w:r>
+    </w:p>
+    <w:p>
+      <w:pPr>
+        <w:pStyle w:val="BodyText"/>
+      </w:pPr>
+      <w:r>
+        <w:t xml:space="preserve">ALEKSEY: Вы не ноль: два года «Ладоги» и шесть лет с нами. Вы первая её подписали.</w:t>
+      </w:r>
+    </w:p>
+    <w:p>
+      <w:pPr>
+        <w:pStyle w:val="BodyText"/>
+      </w:pPr>
+      <w:r>
+        <w:t xml:space="preserve">SOHEE: Первая. Поэтому скажу прямо, по-русски, плохо. Если вы продадите Волкову, «Ладога» умрёт через год. Это моя марка тоже: мой первый таймер, мои сто двенадцать ответов Рите. Я не хочу в первый год директором хоронить свою марку, это плохая примета, в Корее тоже.</w:t>
+      </w:r>
+    </w:p>
+    <w:p>
+      <w:pPr>
+        <w:pStyle w:val="BodyText"/>
+      </w:pPr>
+      <w:r>
+        <w:t xml:space="preserve">ALEKSEY: Я не продам Волкову. На этих условиях никогда, можете так и передать.</w:t>
+      </w:r>
+    </w:p>
+    <w:p>
+      <w:pPr>
+        <w:pStyle w:val="BodyText"/>
+      </w:pPr>
+      <w:r>
+        <w:t xml:space="preserve">SOHEE: А на других условиях? Если будут другие?</w:t>
+      </w:r>
+    </w:p>
+    <w:p>
+      <w:pPr>
+        <w:pStyle w:val="BodyText"/>
+      </w:pPr>
+      <w:r>
+        <w:t xml:space="preserve">ALEKSEY: Других он не предлагает. Он сказал: «Назовите свою», но я не называю.</w:t>
+      </w:r>
+    </w:p>
+    <w:p>
+      <w:pPr>
+        <w:pStyle w:val="BodyText"/>
+      </w:pPr>
+      <w:r>
+        <w:t xml:space="preserve">SOHEE: Хорошо. Тогда я скажу президенту: «Он не называет». Президент поймёт, что это значит.</w:t>
+      </w:r>
+    </w:p>
+    <w:p>
+      <w:pPr>
+        <w:pStyle w:val="BodyText"/>
+      </w:pPr>
+      <w:r>
+        <w:t xml:space="preserve">ALEKSEY: Сохи, что он задумал? Вы ведь знаете, правда?</w:t>
+      </w:r>
+    </w:p>
+    <w:p>
+      <w:pPr>
+        <w:pStyle w:val="BodyText"/>
+      </w:pPr>
+      <w:r>
+        <w:t xml:space="preserve">SOHEE: Знаю, но не скажу. Я качество, а качество не говорит раньше времени. Если не записано — не было.</w:t>
+      </w:r>
+    </w:p>
+    <w:p>
+      <w:pPr>
+        <w:pStyle w:val="BodyText"/>
+      </w:pPr>
+      <w:r>
+        <w:t xml:space="preserve">ALEKSEY: Это была ваша первая фраза, шесть лет назад, при нашей первой встрече.</w:t>
+      </w:r>
+    </w:p>
+    <w:p>
+      <w:pPr>
+        <w:pStyle w:val="BodyText"/>
+      </w:pPr>
+      <w:r>
+        <w:t xml:space="preserve">SOHEE: Да, шесть лет. Тогда вы не знали, что такое «Седжин». Теперь «Седжин» не знает, как это — без вас.</w:t>
+      </w:r>
+    </w:p>
+    <w:p>
+      <w:pPr>
+        <w:pStyle w:val="BodyText"/>
+      </w:pPr>
+      <w:r>
+        <w:t xml:space="preserve">ALEKSEY: Спасибо вам, Сохи, за всё и за прямоту.</w:t>
+      </w:r>
+    </w:p>
+    <w:p>
+      <w:pPr>
+        <w:pStyle w:val="BodyText"/>
+      </w:pPr>
+      <w:r>
+        <w:t xml:space="preserve">SOHEE: Не спасибо, а спать. Завтра Сеул. Доюн много пьёт, когда показывает Сеул, а вы пейте меньше.</w:t>
       </w:r>
     </w:p>
     <w:p>
@@ -3041,7 +3041,7 @@
         <w:t xml:space="preserve">“</w:t>
       </w:r>
       <w:r>
-        <w:t xml:space="preserve">Это не совет, Воронцов. Это история. Советов я не даю никому, даже Сохи. Совет — это чужое решение, которое потом приходится носить, как чужую обувь. История — другое. Она ваша, если вы её услышали. Что с ней делать — вы знаете лучше меня.</w:t>
+        <w:t xml:space="preserve">Это не совет, Воронцов. Это история. Советов я не даю никому, даже Сохи. Совет — это чужое решение, которое потом приходится носить, как чужую обувь. История — другое: она ваша, если вы её услышали. Что с ней делать — вы знаете лучше меня.</w:t>
       </w:r>
       <w:r>
         <w:t xml:space="preserve">”</w:t>
@@ -3197,19 +3197,19 @@
               <w:jc w:val="left"/>
             </w:pPr>
             <w:r>
-              <w:t xml:space="preserve">Совет — это чужое решение, которое… носить, как чужую обувь.</w:t>
-            </w:r>
-          </w:p>
-        </w:tc>
-        <w:tc>
-          <w:tcPr/>
-          <w:p>
-            <w:pPr>
-              <w:pStyle w:val="Compact"/>
-              <w:jc w:val="left"/>
-            </w:pPr>
-            <w:r>
-              <w:t xml:space="preserve">관계절 + 비유(신발 모티프)</w:t>
+              <w:t xml:space="preserve">Совет — это чужое решение, которое потом приходится носить, как чужую обувь.</w:t>
+            </w:r>
+          </w:p>
+        </w:tc>
+        <w:tc>
+          <w:tcPr/>
+          <w:p>
+            <w:pPr>
+              <w:pStyle w:val="Compact"/>
+              <w:jc w:val="left"/>
+            </w:pPr>
+            <w:r>
+              <w:t xml:space="preserve">관계절 + 무인칭 приходится + 비유(신발 모티프)</w:t>
             </w:r>
           </w:p>
         </w:tc>
@@ -3235,19 +3235,19 @@
               <w:jc w:val="left"/>
             </w:pPr>
             <w:r>
-              <w:t xml:space="preserve">История — другое. Она ваша, если вы её услышали.</w:t>
-            </w:r>
-          </w:p>
-        </w:tc>
-        <w:tc>
-          <w:tcPr/>
-          <w:p>
-            <w:pPr>
-              <w:pStyle w:val="Compact"/>
-              <w:jc w:val="left"/>
-            </w:pPr>
-            <w:r>
-              <w:t xml:space="preserve">조건부 소유</w:t>
+              <w:t xml:space="preserve">История — другое: она ваша, если вы её услышали.</w:t>
+            </w:r>
+          </w:p>
+        </w:tc>
+        <w:tc>
+          <w:tcPr/>
+          <w:p>
+            <w:pPr>
+              <w:pStyle w:val="Compact"/>
+              <w:jc w:val="left"/>
+            </w:pPr>
+            <w:r>
+              <w:t xml:space="preserve">콜론 설명 + 조건부 소유</w:t>
             </w:r>
           </w:p>
         </w:tc>
@@ -3309,7 +3309,7 @@
         <w:t xml:space="preserve">“</w:t>
       </w:r>
       <w:r>
-        <w:t xml:space="preserve">Это не …. Это …. … — это …, которое …. … — другое. Что с ней делать — вы знаете лучше меня.</w:t>
+        <w:t xml:space="preserve">Это не …. Это …. … — это …, которое потом приходится …, как …. … — другое: …, если …. Что с ней делать — вы знаете лучше меня.</w:t>
       </w:r>
       <w:r>
         <w:t xml:space="preserve">”</w:t>
@@ -3328,7 +3328,7 @@
         <w:t xml:space="preserve"> </w:t>
       </w:r>
       <w:r>
-        <w:t xml:space="preserve">даже · которое · лучше меня</w:t>
+        <w:t xml:space="preserve">даже · которое · приходится(~해야 하게 된다) · если · лучше меня</w:t>
       </w:r>
       <w:r>
         <w:t xml:space="preserve"> </w:t>
@@ -3344,7 +3344,7 @@
         <w:t xml:space="preserve"> </w:t>
       </w:r>
       <w:r>
-        <w:t xml:space="preserve">후배에게 결정을 대신 내려 주지 않고 경험만 나누는 30~40단어 발화.</w:t>
+        <w:t xml:space="preserve">후배에게 결정을 대신 내려 주지 않고 경험만 나누는 35~60단어 발화.</w:t>
       </w:r>
     </w:p>
     <w:bookmarkEnd w:id="30"/>
@@ -3781,39 +3781,39 @@
         <w:pStyle w:val="FirstParagraph"/>
       </w:pPr>
       <w:r>
-        <w:t xml:space="preserve">윤: 좋은 아침입니다, 보론초프. 신발은 — 새것입니까?</w:t>
-      </w:r>
-    </w:p>
-    <w:p>
-      <w:pPr>
-        <w:pStyle w:val="BodyText"/>
-      </w:pPr>
-      <w:r>
-        <w:t xml:space="preserve">알렉세이: 새것이에요. 24시간 편의점에서. 아침 6시에. 도윤이 골라 줬어요.</w:t>
-      </w:r>
-    </w:p>
-    <w:p>
-      <w:pPr>
-        <w:pStyle w:val="BodyText"/>
-      </w:pPr>
-      <w:r>
-        <w:t xml:space="preserve">도윤: 대표님이 물으세요: 사이즈는 맞아?</w:t>
-      </w:r>
-    </w:p>
-    <w:p>
-      <w:pPr>
-        <w:pStyle w:val="BodyText"/>
-      </w:pPr>
-      <w:r>
-        <w:t xml:space="preserve">알렉세이: 맞아. 걸을 준비 됐어.</w:t>
-      </w:r>
-    </w:p>
-    <w:p>
-      <w:pPr>
-        <w:pStyle w:val="BodyText"/>
-      </w:pPr>
-      <w:r>
-        <w:t xml:space="preserve">윤: 먼저 — 혈압. 매일 아침. 베라 파블로브나의 혈압계. 128에 80. 그분이 졌겠군요.</w:t>
+        <w:t xml:space="preserve">윤: 좋은 아침입니다, 보론초프. 보니까 신발이 새것이군요?</w:t>
+      </w:r>
+    </w:p>
+    <w:p>
+      <w:pPr>
+        <w:pStyle w:val="BodyText"/>
+      </w:pPr>
+      <w:r>
+        <w:t xml:space="preserve">알렉세이: 새것이에요. 아침 6시에 24시간 편의점에서 샀고, 도윤이 골라 줬어요.</w:t>
+      </w:r>
+    </w:p>
+    <w:p>
+      <w:pPr>
+        <w:pStyle w:val="BodyText"/>
+      </w:pPr>
+      <w:r>
+        <w:t xml:space="preserve">도윤: 대표님이 물으세요: 사이즈는 맞아, 안 끼어?</w:t>
+      </w:r>
+    </w:p>
+    <w:p>
+      <w:pPr>
+        <w:pStyle w:val="BodyText"/>
+      </w:pPr>
+      <w:r>
+        <w:t xml:space="preserve">알렉세이: 사이즈 맞고, 하나도 안 껴. 얼마든지 걸을 준비 됐어.</w:t>
+      </w:r>
+    </w:p>
+    <w:p>
+      <w:pPr>
+        <w:pStyle w:val="BodyText"/>
+      </w:pPr>
+      <w:r>
+        <w:t xml:space="preserve">윤: 먼저 혈압, 매일 아침처럼, 베라 파블로브나의 혈압계로요: 128에 80. 그분이 졌겠군요.</w:t>
       </w:r>
     </w:p>
     <w:p>
@@ -3829,71 +3829,71 @@
         <w:pStyle w:val="BodyText"/>
       </w:pPr>
       <w:r>
-        <w:t xml:space="preserve">윤: 압니다. 다시 쟀어요. 130. 정직하게.</w:t>
-      </w:r>
-    </w:p>
-    <w:p>
-      <w:pPr>
-        <w:pStyle w:val="BodyText"/>
-      </w:pPr>
-      <w:r>
-        <w:t xml:space="preserve">알렉세이: 윤 대표님, 상의드리러 왔습니다. 뭘 여쭤봐야 할지는 모르겠어요. 그래도 왔어요.</w:t>
-      </w:r>
-    </w:p>
-    <w:p>
-      <w:pPr>
-        <w:pStyle w:val="BodyText"/>
-      </w:pPr>
-      <w:r>
-        <w:t xml:space="preserve">윤: 압니다. 도윤이 전했어요. 좋은 일이에요. 질문을 아는 사람은 — 이미 절반은 정한 거예요. 당신은 안 정했어요. 그러니 들을 거고요.</w:t>
-      </w:r>
-    </w:p>
-    <w:p>
-      <w:pPr>
-        <w:pStyle w:val="BodyText"/>
-      </w:pPr>
-      <w:r>
-        <w:t xml:space="preserve">알렉세이: 듣겠습니다.</w:t>
-      </w:r>
-    </w:p>
-    <w:p>
-      <w:pPr>
-        <w:pStyle w:val="BodyText"/>
-      </w:pPr>
-      <w:r>
-        <w:t xml:space="preserve">윤: 그럼 먼저 — 발. 얘기는 — 나중에. 갑시다. 새 공정동이에요. 아무도 못 봤어요.</w:t>
-      </w:r>
-    </w:p>
-    <w:p>
-      <w:pPr>
-        <w:pStyle w:val="BodyText"/>
-      </w:pPr>
-      <w:r>
-        <w:t xml:space="preserve">도윤: 최 상무님도요. 어제 물으셨어요: 「저 벽 뒤엔 뭐가 있습니까?」 대표님이 그러셨어요: 「창고」.</w:t>
-      </w:r>
-    </w:p>
-    <w:p>
-      <w:pPr>
-        <w:pStyle w:val="BodyText"/>
-      </w:pPr>
-      <w:r>
-        <w:t xml:space="preserve">알렉세이: 창고가 아니에요?</w:t>
-      </w:r>
-    </w:p>
-    <w:p>
-      <w:pPr>
-        <w:pStyle w:val="BodyText"/>
-      </w:pPr>
-      <w:r>
-        <w:t xml:space="preserve">윤: 거기엔 — 이리나가 칠판에 쓴 질문에 대한 답이 있어요. 1번.</w:t>
-      </w:r>
-    </w:p>
-    <w:p>
-      <w:pPr>
-        <w:pStyle w:val="BodyText"/>
-      </w:pPr>
-      <w:r>
-        <w:t xml:space="preserve">알렉세이: 칠판도 아세요?</w:t>
+        <w:t xml:space="preserve">윤: 압니다, 그래서 두 번째로 다시 쟀어요. 130이 나왔어요, 정직하게. 일지에도 적었어요.</w:t>
+      </w:r>
+    </w:p>
+    <w:p>
+      <w:pPr>
+        <w:pStyle w:val="BodyText"/>
+      </w:pPr>
+      <w:r>
+        <w:t xml:space="preserve">알렉세이: 윤 대표님, 상의드리러 왔습니다. 정확히 뭘 여쭤봐야 할지는 모르겠지만, 그래도 왔어요.</w:t>
+      </w:r>
+    </w:p>
+    <w:p>
+      <w:pPr>
+        <w:pStyle w:val="BodyText"/>
+      </w:pPr>
+      <w:r>
+        <w:t xml:space="preserve">윤: 압니다, 도윤이 전했어요. 좋은 일이에요. 질문을 아는 사람은 — 이미 절반은 정한 거예요. 당신은 안 정했으니, 들을 거고요.</w:t>
+      </w:r>
+    </w:p>
+    <w:p>
+      <w:pPr>
+        <w:pStyle w:val="BodyText"/>
+      </w:pPr>
+      <w:r>
+        <w:t xml:space="preserve">알렉세이: 듣겠습니다, 약속해요. 얼마나 걸리든요.</w:t>
+      </w:r>
+    </w:p>
+    <w:p>
+      <w:pPr>
+        <w:pStyle w:val="BodyText"/>
+      </w:pPr>
+      <w:r>
+        <w:t xml:space="preserve">윤: 그럼 먼저 — 발. 얘기는 — 나중에. 갑시다, 새 공정동이에요. 아직 아무도 못 봤어요.</w:t>
+      </w:r>
+    </w:p>
+    <w:p>
+      <w:pPr>
+        <w:pStyle w:val="BodyText"/>
+      </w:pPr>
+      <w:r>
+        <w:t xml:space="preserve">도윤: 최 상무님도요. 어제 물으셨어요: 「저 벽 뒤엔 뭐가 있습니까?」 대표님이 대답하셨죠: 「창고」.</w:t>
+      </w:r>
+    </w:p>
+    <w:p>
+      <w:pPr>
+        <w:pStyle w:val="BodyText"/>
+      </w:pPr>
+      <w:r>
+        <w:t xml:space="preserve">알렉세이: 실제로는 창고가 아니에요? 그럼 최 상무님께 뭘 숨기시는 거예요?</w:t>
+      </w:r>
+    </w:p>
+    <w:p>
+      <w:pPr>
+        <w:pStyle w:val="BodyText"/>
+      </w:pPr>
+      <w:r>
+        <w:t xml:space="preserve">윤: 거기엔 이리나가 칠판에 1번으로 쓴 질문에 대한 답이 있어요.</w:t>
+      </w:r>
+    </w:p>
+    <w:p>
+      <w:pPr>
+        <w:pStyle w:val="BodyText"/>
+      </w:pPr>
+      <w:r>
+        <w:t xml:space="preserve">알렉세이: 칠판까지 아세요? 어떻게요?</w:t>
       </w:r>
     </w:p>
     <w:bookmarkEnd w:id="33"/>
@@ -3911,95 +3911,95 @@
         <w:pStyle w:val="FirstParagraph"/>
       </w:pPr>
       <w:r>
-        <w:t xml:space="preserve">윤: 도윤은 나한테 전부 통역해요. 칠판까지. 들어오세요. 가운, 모자, 덧신. 리타처럼.</w:t>
-      </w:r>
-    </w:p>
-    <w:p>
-      <w:pPr>
-        <w:pStyle w:val="BodyText"/>
-      </w:pPr>
-      <w:r>
-        <w:t xml:space="preserve">알렉세이: 이건… 라인이에요? 새 충전 라인?</w:t>
-      </w:r>
-    </w:p>
-    <w:p>
-      <w:pPr>
-        <w:pStyle w:val="BodyText"/>
-      </w:pPr>
-      <w:r>
-        <w:t xml:space="preserve">윤: 「라도가」 라인. 「라도가」 전용. 독립 라인. 충전, 포장, 타이머 — 48시간. 자동 잠금. 일지는 — 두 언어로.</w:t>
-      </w:r>
-    </w:p>
-    <w:p>
-      <w:pPr>
-        <w:pStyle w:val="BodyText"/>
-      </w:pPr>
-      <w:r>
-        <w:t xml:space="preserve">알렉세이: 두 언어. 한국어와…</w:t>
-      </w:r>
-    </w:p>
-    <w:p>
-      <w:pPr>
-        <w:pStyle w:val="BodyText"/>
-      </w:pPr>
-      <w:r>
-        <w:t xml:space="preserve">도윤: 러시아어. 리타가 지적 사항을 보냈어. 112개. 대표님이 112개를 다 반영하셨어.</w:t>
-      </w:r>
-    </w:p>
-    <w:p>
-      <w:pPr>
-        <w:pStyle w:val="BodyText"/>
-      </w:pPr>
-      <w:r>
-        <w:t xml:space="preserve">알렉세이: 리타가 알았어요?</w:t>
-      </w:r>
-    </w:p>
-    <w:p>
-      <w:pPr>
-        <w:pStyle w:val="BodyText"/>
-      </w:pPr>
-      <w:r>
-        <w:t xml:space="preserve">윤: 리타는 내가 묻는다는 것만 알았어요. 왜인지는 몰랐고. 당신한테 말하지 말라고 부탁했어요. 리타는 입을 다물 줄 알아요. 드문 일이죠.</w:t>
-      </w:r>
-    </w:p>
-    <w:p>
-      <w:pPr>
-        <w:pStyle w:val="BodyText"/>
-      </w:pPr>
-      <w:r>
-        <w:t xml:space="preserve">알렉세이: 언제 시작하셨어요?</w:t>
-      </w:r>
-    </w:p>
-    <w:p>
-      <w:pPr>
-        <w:pStyle w:val="BodyText"/>
-      </w:pPr>
-      <w:r>
-        <w:t xml:space="preserve">윤: 6월에. 감사 뒤에요, 리타가 로트 1·2를 멈췄을 때. 48시간 대신 70시간. 그날 밤 잠을 못 잤어요. 그리고 하나를 깨달았죠: 「라도가」는 유럽 뒤에 줄 서 있으면 안 된다. 하루도. 절대로. 자기 라인이 필요하다. 자기 사람들. 자기 타이머.</w:t>
-      </w:r>
-    </w:p>
-    <w:p>
-      <w:pPr>
-        <w:pStyle w:val="BodyText"/>
-      </w:pPr>
-      <w:r>
-        <w:t xml:space="preserve">알렉세이: 얼마나 들었어요?</w:t>
-      </w:r>
-    </w:p>
-    <w:p>
-      <w:pPr>
-        <w:pStyle w:val="BodyText"/>
-      </w:pPr>
-      <w:r>
-        <w:t xml:space="preserve">윤: 그건 — 내 질문이에요. 하나만 말하죠: 「세진」 돈이 아니에요. 내 돈. 그래서 최가 몰랐던 거예요.</w:t>
-      </w:r>
-    </w:p>
-    <w:p>
-      <w:pPr>
-        <w:pStyle w:val="BodyText"/>
-      </w:pPr>
-      <w:r>
-        <w:t xml:space="preserve">도윤: 대표님이 땅을 파셨어. 강릉 근처. 집안 땅. 어머니가 일하시던 곳.</w:t>
+        <w:t xml:space="preserve">윤: 도윤은 나한테 전부 통역해요, 칠판까지. 들어오세요: 가운, 모자, 덧신, 전부 리타처럼.</w:t>
+      </w:r>
+    </w:p>
+    <w:p>
+      <w:pPr>
+        <w:pStyle w:val="BodyText"/>
+      </w:pPr>
+      <w:r>
+        <w:t xml:space="preserve">알렉세이: 이건… 라인이에요? 새 충전 라인이에요?</w:t>
+      </w:r>
+    </w:p>
+    <w:p>
+      <w:pPr>
+        <w:pStyle w:val="BodyText"/>
+      </w:pPr>
+      <w:r>
+        <w:t xml:space="preserve">윤: 「라도가」 라인, 「라도가」 전용 독립 라인이에요: 충전, 포장, 48시간 타이머, 자동 잠금. 일지는 두 언어로 써요.</w:t>
+      </w:r>
+    </w:p>
+    <w:p>
+      <w:pPr>
+        <w:pStyle w:val="BodyText"/>
+      </w:pPr>
+      <w:r>
+        <w:t xml:space="preserve">알렉세이: 두 언어로요? 한국어와…</w:t>
+      </w:r>
+    </w:p>
+    <w:p>
+      <w:pPr>
+        <w:pStyle w:val="BodyText"/>
+      </w:pPr>
+      <w:r>
+        <w:t xml:space="preserve">도윤: 러시아어. 리타가 지적 사항을 112개 보냈는데, 대표님이 112개를 다 반영하셨어.</w:t>
+      </w:r>
+    </w:p>
+    <w:p>
+      <w:pPr>
+        <w:pStyle w:val="BodyText"/>
+      </w:pPr>
+      <w:r>
+        <w:t xml:space="preserve">알렉세이: 잠깐, 리타가 알면서 말을 안 했어? 넉 달 동안 한마디도 안 했다고?</w:t>
+      </w:r>
+    </w:p>
+    <w:p>
+      <w:pPr>
+        <w:pStyle w:val="BodyText"/>
+      </w:pPr>
+      <w:r>
+        <w:t xml:space="preserve">윤: 리타는 내가 묻는다는 것만 알았지, 왜인지는 몰랐어요. 당신한테 아무 말도 하지 말라고 부탁했는데, 리타는 입을 다물 줄 알아요. 드문 일이죠.</w:t>
+      </w:r>
+    </w:p>
+    <w:p>
+      <w:pPr>
+        <w:pStyle w:val="BodyText"/>
+      </w:pPr>
+      <w:r>
+        <w:t xml:space="preserve">알렉세이: 그럼 이걸 언제 시작하셨어요?</w:t>
+      </w:r>
+    </w:p>
+    <w:p>
+      <w:pPr>
+        <w:pStyle w:val="BodyText"/>
+      </w:pPr>
+      <w:r>
+        <w:t xml:space="preserve">윤: 6월에요, 감사 뒤에, 리타가 로트 1·2를 멈췄을 때. 48시간 대신 70시간. 그날 밤 잠을 못 자고 하나를 깨달았죠: 「라도가」는 유럽 뒤에 줄 서 있으면 안 된다, 하루도, 절대로. 자기 라인, 자기 사람들, 자기 타이머가 필요하다.</w:t>
+      </w:r>
+    </w:p>
+    <w:p>
+      <w:pPr>
+        <w:pStyle w:val="BodyText"/>
+      </w:pPr>
+      <w:r>
+        <w:t xml:space="preserve">알렉세이: 여쭤봐도 된다면, 이게 다 얼마나 들었어요?</w:t>
+      </w:r>
+    </w:p>
+    <w:p>
+      <w:pPr>
+        <w:pStyle w:val="BodyText"/>
+      </w:pPr>
+      <w:r>
+        <w:t xml:space="preserve">윤: 그건 내 질문이에요. 하나만 말하죠: 「세진」 돈이 아니라 내 돈이에요. 그래서 최가 아무것도 몰랐던 거예요.</w:t>
+      </w:r>
+    </w:p>
+    <w:p>
+      <w:pPr>
+        <w:pStyle w:val="BodyText"/>
+      </w:pPr>
+      <w:r>
+        <w:t xml:space="preserve">도윤: 대표님이 강릉 근처 땅을 파셨어. 집안 땅, 어머니가 일하시던 곳.</w:t>
       </w:r>
     </w:p>
     <w:p>
@@ -4015,175 +4015,175 @@
         <w:pStyle w:val="BodyText"/>
       </w:pPr>
       <w:r>
-        <w:t xml:space="preserve">도윤: 죄송합니다, 대표님. 그건 제 말이에요.</w:t>
-      </w:r>
-    </w:p>
-    <w:p>
-      <w:pPr>
-        <w:pStyle w:val="BodyText"/>
-      </w:pPr>
-      <w:r>
-        <w:t xml:space="preserve">알렉세이: 어머님이 일하시던 땅이요?</w:t>
-      </w:r>
-    </w:p>
-    <w:p>
-      <w:pPr>
-        <w:pStyle w:val="BodyText"/>
-      </w:pPr>
-      <w:r>
-        <w:t xml:space="preserve">윤: 네. 땅을 팔았어요. 어머니도 찬성하셨을 거예요: 「땅은 산 사람한테 필요하다. 죽은 사람한텐 작은 자리면 충분해」.</w:t>
-      </w:r>
-    </w:p>
-    <w:p>
-      <w:pPr>
-        <w:pStyle w:val="BodyText"/>
-      </w:pPr>
-      <w:r>
-        <w:t xml:space="preserve">알렉세이: 윤 대표님, 이건 받을 수 없어요. 이건… 너무해요.</w:t>
-      </w:r>
-    </w:p>
-    <w:p>
-      <w:pPr>
-        <w:pStyle w:val="BodyText"/>
-      </w:pPr>
-      <w:r>
-        <w:t xml:space="preserve">윤: 당신은 아무것도 받지 않아요. 라인은 — 우리 거예요. 「라도가」를 주문할 때 받는 거죠.</w:t>
-      </w:r>
-    </w:p>
-    <w:p>
-      <w:pPr>
-        <w:pStyle w:val="BodyText"/>
-      </w:pPr>
-      <w:r>
-        <w:t xml:space="preserve">알렉세이: 하지만 왜요? 볼코프라면 그러겠죠: 비합리적이라고.</w:t>
-      </w:r>
-    </w:p>
-    <w:p>
-      <w:pPr>
-        <w:pStyle w:val="BodyText"/>
-      </w:pPr>
-      <w:r>
-        <w:t xml:space="preserve">윤: 볼코프가 나한테 전화했어요. 직접. 2주 전에. 당신이 그 사람 조건을 받기 전에.</w:t>
-      </w:r>
-    </w:p>
-    <w:p>
-      <w:pPr>
-        <w:pStyle w:val="BodyText"/>
-      </w:pPr>
-      <w:r>
-        <w:t xml:space="preserve">알렉세이: 전화를요? 대표님께?</w:t>
-      </w:r>
-    </w:p>
-    <w:p>
-      <w:pPr>
-        <w:pStyle w:val="BodyText"/>
-      </w:pPr>
-      <w:r>
-        <w:t xml:space="preserve">윤: 그러더군요: 「윤 대표님, 거래 후엔 대표님 제품이 두 배로 팔릴 겁니다. 제한 없이, 인증 없이, 야간 전화 없이」. 내가 물었죠: 「그럼 「라도가」는?」 그가 말했어요: 「「라도가」는 감정입니다. 감정은 팔리지 않아요」. 아주 정중하게.</w:t>
-      </w:r>
-    </w:p>
-    <w:p>
-      <w:pPr>
-        <w:pStyle w:val="BodyText"/>
-      </w:pPr>
-      <w:r>
-        <w:t xml:space="preserve">도윤: 대표님이 1분 동안 말씀이 없으셨어. 그다음에 한 문장을 하셨지.</w:t>
-      </w:r>
-    </w:p>
-    <w:p>
-      <w:pPr>
-        <w:pStyle w:val="BodyText"/>
-      </w:pPr>
-      <w:r>
-        <w:t xml:space="preserve">알렉세이: 어떤?</w:t>
-      </w:r>
-    </w:p>
-    <w:p>
-      <w:pPr>
-        <w:pStyle w:val="BodyText"/>
-      </w:pPr>
-      <w:r>
-        <w:t xml:space="preserve">윤: 「볼코프 씨, 이 라인은 감정을 위해 지었습니다」. 그는 이해 못 했어요. 정중하게 전화를 끊더군요.</w:t>
-      </w:r>
-    </w:p>
-    <w:p>
-      <w:pPr>
-        <w:pStyle w:val="BodyText"/>
-      </w:pPr>
-      <w:r>
-        <w:t xml:space="preserve">알렉세이: 조건을 저보다 먼저 아셨네요.</w:t>
-      </w:r>
-    </w:p>
-    <w:p>
-      <w:pPr>
-        <w:pStyle w:val="BodyText"/>
-      </w:pPr>
-      <w:r>
-        <w:t xml:space="preserve">윤: 그가 무슨 생각을 하는지 알았죠. 조건은 — 종이일 뿐이에요, 보론초프. 그리고 이리나가 옳아요. 칠판의 1번: 「세진」 — 92퍼센트. 화재 한 번. 윤 다음에 새 대표 하나 — 그러면 당신들한텐 아무것도 없다. 사실이에요. 서운하지 않았어요. 짓기 시작했죠.</w:t>
-      </w:r>
-    </w:p>
-    <w:p>
-      <w:pPr>
-        <w:pStyle w:val="BodyText"/>
-      </w:pPr>
-      <w:r>
-        <w:t xml:space="preserve">알렉세이: 대표님이 그걸 보시지 않길 바랐어요. 그건… 두려움에 관한 거였어요.</w:t>
-      </w:r>
-    </w:p>
-    <w:p>
-      <w:pPr>
-        <w:pStyle w:val="BodyText"/>
-      </w:pPr>
-      <w:r>
-        <w:t xml:space="preserve">윤: 사실이었어요. 난 예순여덟이에요. 영원하지 않아요. 그래서 두 번째 소식. 창가로 갑시다.</w:t>
-      </w:r>
-    </w:p>
-    <w:p>
-      <w:pPr>
-        <w:pStyle w:val="BodyText"/>
-      </w:pPr>
-      <w:r>
-        <w:t xml:space="preserve">도윤: 소희 씨! 대표님이 부르세요.</w:t>
-      </w:r>
-    </w:p>
-    <w:p>
-      <w:pPr>
-        <w:pStyle w:val="BodyText"/>
-      </w:pPr>
-      <w:r>
-        <w:t xml:space="preserve">소희: 보론초프 씨. 좋은 아침. 신발 — 새것. 좋아요. 옛날 신발은 — 모스크바용.</w:t>
-      </w:r>
-    </w:p>
-    <w:p>
-      <w:pPr>
-        <w:pStyle w:val="BodyText"/>
-      </w:pPr>
-      <w:r>
-        <w:t xml:space="preserve">윤: 「세진」 이사회가 9월에 결정했어요. 내 다음은 — 정소희. 대표이사. 2년 뒤에. 최가 아니라. 소희.</w:t>
-      </w:r>
-    </w:p>
-    <w:p>
-      <w:pPr>
-        <w:pStyle w:val="BodyText"/>
-      </w:pPr>
-      <w:r>
-        <w:t xml:space="preserve">알렉세이: 소희 씨… 축하해요. 그건… 그게 맞아요.</w:t>
-      </w:r>
-    </w:p>
-    <w:p>
-      <w:pPr>
-        <w:pStyle w:val="BodyText"/>
-      </w:pPr>
-      <w:r>
-        <w:t xml:space="preserve">소희: 축하하지 마세요. 이건 — 일이에요. 일이 많아요. 대표님께 말씀드렸어요: 「조건 하나. 「라도가」는 — 제 것이기도 해요. 제가 제일 먼저 서명했어요」.</w:t>
-      </w:r>
-    </w:p>
-    <w:p>
-      <w:pPr>
-        <w:pStyle w:val="BodyText"/>
-      </w:pPr>
-      <w:r>
-        <w:t xml:space="preserve">윤: 이거예요. 이게 이리나에 대한 답이에요. 윤 다음의 새 대표는 — 당신들과 함께 「라도가」를 지은 사람이에요. 남이 아니라.</w:t>
+        <w:t xml:space="preserve">도윤: 죄송합니다, 대표님. 그건 제가 덧붙인 말이에요.</w:t>
+      </w:r>
+    </w:p>
+    <w:p>
+      <w:pPr>
+        <w:pStyle w:val="BodyText"/>
+      </w:pPr>
+      <w:r>
+        <w:t xml:space="preserve">알렉세이: 어머님이 일하시던 땅이요? 정말이에요?</w:t>
+      </w:r>
+    </w:p>
+    <w:p>
+      <w:pPr>
+        <w:pStyle w:val="BodyText"/>
+      </w:pPr>
+      <w:r>
+        <w:t xml:space="preserve">윤: 네, 땅을 팔았어요. 어머니도 찬성하셨을 거예요, 이렇게 말씀하셨거든요: 「땅은 산 사람한테 필요하다. 죽은 사람한텐 작은 자리면 충분해」.</w:t>
+      </w:r>
+    </w:p>
+    <w:p>
+      <w:pPr>
+        <w:pStyle w:val="BodyText"/>
+      </w:pPr>
+      <w:r>
+        <w:t xml:space="preserve">알렉세이: 윤 대표님, 이건 받을 수 없어요. 이건… 너무 많아요.</w:t>
+      </w:r>
+    </w:p>
+    <w:p>
+      <w:pPr>
+        <w:pStyle w:val="BodyText"/>
+      </w:pPr>
+      <w:r>
+        <w:t xml:space="preserve">윤: 당신은 아무것도 받지 않아요. 라인은 우리 거고, 당신은 「라도가」를 주문할 때 받는 거예요.</w:t>
+      </w:r>
+    </w:p>
+    <w:p>
+      <w:pPr>
+        <w:pStyle w:val="BodyText"/>
+      </w:pPr>
+      <w:r>
+        <w:t xml:space="preserve">알렉세이: 하지만 왜요? 볼코프라면 비합리적이라고 하겠죠.</w:t>
+      </w:r>
+    </w:p>
+    <w:p>
+      <w:pPr>
+        <w:pStyle w:val="BodyText"/>
+      </w:pPr>
+      <w:r>
+        <w:t xml:space="preserve">윤: 볼코프가 2주 전에 나한테 직접 전화했어요. 당신이 그 사람 조건을 받기도 전에.</w:t>
+      </w:r>
+    </w:p>
+    <w:p>
+      <w:pPr>
+        <w:pStyle w:val="BodyText"/>
+      </w:pPr>
+      <w:r>
+        <w:t xml:space="preserve">알렉세이: 전화를요? 대표님께 직접요?</w:t>
+      </w:r>
+    </w:p>
+    <w:p>
+      <w:pPr>
+        <w:pStyle w:val="BodyText"/>
+      </w:pPr>
+      <w:r>
+        <w:t xml:space="preserve">윤: 그러더군요: 「윤 대표님, 거래 후엔 대표님 제품이 두 배로 팔릴 겁니다, 제한 없이, 인증 없이, 야간 전화 없이」. 내가 물었죠: 「그럼 「라도가」는?」 그가 대답했어요: 「「라도가」는 감정입니다. 감정은 팔리지 않아요」. 아주 정중하게, 선생이 학생에게 하듯이.</w:t>
+      </w:r>
+    </w:p>
+    <w:p>
+      <w:pPr>
+        <w:pStyle w:val="BodyText"/>
+      </w:pPr>
+      <w:r>
+        <w:t xml:space="preserve">도윤: 대표님이 꼬박 1분 동안 말씀이 없으셨어. 그다음에 딱 한 문장을 하셨지.</w:t>
+      </w:r>
+    </w:p>
+    <w:p>
+      <w:pPr>
+        <w:pStyle w:val="BodyText"/>
+      </w:pPr>
+      <w:r>
+        <w:t xml:space="preserve">알렉세이: 어떤 문장이요? 꼭 알고 싶어요.</w:t>
+      </w:r>
+    </w:p>
+    <w:p>
+      <w:pPr>
+        <w:pStyle w:val="BodyText"/>
+      </w:pPr>
+      <w:r>
+        <w:t xml:space="preserve">윤: 「볼코프 씨, 이 라인은 감정을 위해 지었습니다」. 그는 이해 못 하고 정중하게 전화를 끊더군요.</w:t>
+      </w:r>
+    </w:p>
+    <w:p>
+      <w:pPr>
+        <w:pStyle w:val="BodyText"/>
+      </w:pPr>
+      <w:r>
+        <w:t xml:space="preserve">알렉세이: 그러니까 그 사람 조건을 저보다 먼저 아셨네요.</w:t>
+      </w:r>
+    </w:p>
+    <w:p>
+      <w:pPr>
+        <w:pStyle w:val="BodyText"/>
+      </w:pPr>
+      <w:r>
+        <w:t xml:space="preserve">윤: 그가 무슨 생각을 하는지 알았죠. 조건은 종이일 뿐이에요, 보론초프. 그리고 이리나가 옳아요. 칠판의 1번: 「세진」이 92퍼센트, 화재 한 번이나 윤 다음의 새 대표 하나면 당신들한텐 아무것도 없다. 사실이에요. 서운하지 않았어요. 짓기 시작했죠.</w:t>
+      </w:r>
+    </w:p>
+    <w:p>
+      <w:pPr>
+        <w:pStyle w:val="BodyText"/>
+      </w:pPr>
+      <w:r>
+        <w:t xml:space="preserve">알렉세이: 대표님이 그걸 보시지 않길 바랐어요. 그건… 그건 두려움에 관한 거였어요.</w:t>
+      </w:r>
+    </w:p>
+    <w:p>
+      <w:pPr>
+        <w:pStyle w:val="BodyText"/>
+      </w:pPr>
+      <w:r>
+        <w:t xml:space="preserve">윤: 사실이었어요. 난 예순여덟이고, 영원하지 않아요. 그래서 두 번째 소식이 있어요. 창가로 갑시다.</w:t>
+      </w:r>
+    </w:p>
+    <w:p>
+      <w:pPr>
+        <w:pStyle w:val="BodyText"/>
+      </w:pPr>
+      <w:r>
+        <w:t xml:space="preserve">도윤: 소희 씨! 대표님이 부르세요, 이리 와요.</w:t>
+      </w:r>
+    </w:p>
+    <w:p>
+      <w:pPr>
+        <w:pStyle w:val="BodyText"/>
+      </w:pPr>
+      <w:r>
+        <w:t xml:space="preserve">소희: 보론초프 씨, 좋은 아침. 신발 새것 — 좋아요. 옛날 신발은 — 모스크바용.</w:t>
+      </w:r>
+    </w:p>
+    <w:p>
+      <w:pPr>
+        <w:pStyle w:val="BodyText"/>
+      </w:pPr>
+      <w:r>
+        <w:t xml:space="preserve">윤: 「세진」 이사회가 9월에 결정했어요: 내 다음 대표이사는 2년 뒤 정소희가 맡아요. 최가 아니라, 소희.</w:t>
+      </w:r>
+    </w:p>
+    <w:p>
+      <w:pPr>
+        <w:pStyle w:val="BodyText"/>
+      </w:pPr>
+      <w:r>
+        <w:t xml:space="preserve">알렉세이: 소희 씨… 축하해요. 그건… 그게 맞다고 확신해요.</w:t>
+      </w:r>
+    </w:p>
+    <w:p>
+      <w:pPr>
+        <w:pStyle w:val="BodyText"/>
+      </w:pPr>
+      <w:r>
+        <w:t xml:space="preserve">소희: 축하하지 마세요, 이건 일이에요, 많은 일. 대표님께 말씀드렸어요: 「조건 하나. 「라도가」는 — 제 것이기도 해요. 제가 제일 먼저 서명했어요」.</w:t>
+      </w:r>
+    </w:p>
+    <w:p>
+      <w:pPr>
+        <w:pStyle w:val="BodyText"/>
+      </w:pPr>
+      <w:r>
+        <w:t xml:space="preserve">윤: 이거예요. 이게 이리나에 대한 답이에요. 윤 다음의 새 대표는 남이 아니라, 당신들과 함께 「라도가」를 지은 사람이에요.</w:t>
       </w:r>
     </w:p>
     <w:bookmarkEnd w:id="34"/>
@@ -4201,199 +4201,199 @@
         <w:pStyle w:val="FirstParagraph"/>
       </w:pPr>
       <w:r>
-        <w:t xml:space="preserve">최: 보론초프. 같이 앉으시죠. 여긴 식당이 아니에요. 구내식당이죠. 대표님이 30년째 여기서 드세요.</w:t>
-      </w:r>
-    </w:p>
-    <w:p>
-      <w:pPr>
-        <w:pStyle w:val="BodyText"/>
-      </w:pPr>
-      <w:r>
-        <w:t xml:space="preserve">알렉세이: 고맙습니다, 최 상무님. 소희 씨 일은 아셨어요?</w:t>
-      </w:r>
-    </w:p>
-    <w:p>
-      <w:pPr>
-        <w:pStyle w:val="BodyText"/>
-      </w:pPr>
-      <w:r>
-        <w:t xml:space="preserve">최: 알았어요. 그 사람한테 찬성표를 던졌어요. 대표는 품질이어야 해요. 6월에 깨달았죠. 타이머 때.</w:t>
-      </w:r>
-    </w:p>
-    <w:p>
-      <w:pPr>
-        <w:pStyle w:val="BodyText"/>
-      </w:pPr>
-      <w:r>
-        <w:t xml:space="preserve">알렉세이: 자신에게 반대표를 던지신 거예요?</w:t>
-      </w:r>
-    </w:p>
-    <w:p>
-      <w:pPr>
-        <w:pStyle w:val="BodyText"/>
-      </w:pPr>
-      <w:r>
-        <w:t xml:space="preserve">최: 내 계획에 반대한 거죠. 나 자신에게가 아니라. 그 차이는 — 알마티와 모스크바만큼이에요.</w:t>
-      </w:r>
-    </w:p>
-    <w:p>
-      <w:pPr>
-        <w:pStyle w:val="BodyText"/>
-      </w:pPr>
-      <w:r>
-        <w:t xml:space="preserve">윤: 최는 소리치고. 소희는 침묵하죠. 침묵하는 대표가 더 많이 들어요. 드세요. 그다음에 말하세요. 한국의 규칙이에요.</w:t>
-      </w:r>
-    </w:p>
-    <w:p>
-      <w:pPr>
-        <w:pStyle w:val="BodyText"/>
-      </w:pPr>
-      <w:r>
-        <w:t xml:space="preserve">알렉세이: 다 먹었어요. 말해도 될까요?</w:t>
-      </w:r>
-    </w:p>
-    <w:p>
-      <w:pPr>
-        <w:pStyle w:val="BodyText"/>
-      </w:pPr>
-      <w:r>
-        <w:t xml:space="preserve">윤: 말하세요. 전부. 처음부터.</w:t>
-      </w:r>
-    </w:p>
-    <w:p>
-      <w:pPr>
-        <w:pStyle w:val="BodyText"/>
-      </w:pPr>
-      <w:r>
-        <w:t xml:space="preserve">알렉세이: 볼코프가 40억을 제안했어요. 조건은 아시죠. 우린 받아들일 수 없다고 했어요. 그런데 그대로 남을 수도 없어요. 보리스 이고레비치가 사업에서 나가요 — 그분 20퍼센트는 누군가에게 가겠죠. 이리나는 지쳤어요, 정직하게, 문으로 나가고 싶어 해요. 또 20. 그리고 백 명이 썼어요: 「우리를 눈 감고 팔지 마라」. 40퍼센트를 어떻게 할지 — 모르겠어요.</w:t>
-      </w:r>
-    </w:p>
-    <w:p>
-      <w:pPr>
-        <w:pStyle w:val="BodyText"/>
-      </w:pPr>
-      <w:r>
-        <w:t xml:space="preserve">윤: 40퍼센트. 잘 계산했네요. 그럼 당신이 원하는 건요?</w:t>
-      </w:r>
-    </w:p>
-    <w:p>
-      <w:pPr>
-        <w:pStyle w:val="BodyText"/>
-      </w:pPr>
-      <w:r>
-        <w:t xml:space="preserve">알렉세이: 「모스트」가 남는 거요. 문 위의 판지와, 상담선과, 리타와 로트를 멈출 그 사람 권한과 함께. 이리나가 자기 돈을 들고 부끄럼 없이 나가는 거요. 보리스 이고레비치가 멋지게 떠나는 거요. 사과나무 아래서 직접 그러셨어요: 「멋지게 하고 싶다」. 그리고 발랴가 밤에 「오늘은 — 답합니다」라고 말할 수 있는 거요.</w:t>
-      </w:r>
-    </w:p>
-    <w:p>
-      <w:pPr>
-        <w:pStyle w:val="BodyText"/>
-      </w:pPr>
-      <w:r>
-        <w:t xml:space="preserve">윤: 멋지게. 좋은 말이에요. 어려운 말이고. 이야기 하나 해 드리죠. 1998년. 도윤은 이미 알아요.</w:t>
-      </w:r>
-    </w:p>
-    <w:p>
-      <w:pPr>
-        <w:pStyle w:val="BodyText"/>
-      </w:pPr>
-      <w:r>
-        <w:t xml:space="preserve">도윤: 알아. 대표님이 9월에 얘기해 주셨어. 울었어. 그건 통역하지 마.</w:t>
-      </w:r>
-    </w:p>
-    <w:p>
-      <w:pPr>
-        <w:pStyle w:val="BodyText"/>
-      </w:pPr>
-      <w:r>
-        <w:t xml:space="preserve">윤: 1998년. 위기 — 한국에도요, 보론초프, 당신들만이 아니라. 일본 회사가 「세진」을 사겠다고 했어요. 전부, 통째로. 좋은 돈, 볼코프가 당신들한테 준 것보다 좋은. 난 팔지 않았어요. 하지만 혼자 남지도 않았어요 — 그게 중요해요. 파트너를 들였어요. 20퍼센트.</w:t>
-      </w:r>
-    </w:p>
-    <w:p>
-      <w:pPr>
-        <w:pStyle w:val="BodyText"/>
-      </w:pPr>
-      <w:r>
-        <w:t xml:space="preserve">알렉세이: 파트너요? 누구를요?</w:t>
-      </w:r>
-    </w:p>
-    <w:p>
-      <w:pPr>
-        <w:pStyle w:val="BodyText"/>
-      </w:pPr>
-      <w:r>
-        <w:t xml:space="preserve">윤: 원주의 은행. 작은. 지역 은행. 은행장이 — 내 중학교 수학 선생님이었어요. 그분이 돈을 댔어요. 그리고 조건 하나에 서명했죠. 내 조건.</w:t>
-      </w:r>
-    </w:p>
-    <w:p>
-      <w:pPr>
-        <w:pStyle w:val="BodyText"/>
-      </w:pPr>
-      <w:r>
-        <w:t xml:space="preserve">알렉세이: 어떤 조건이요?</w:t>
-      </w:r>
-    </w:p>
-    <w:p>
-      <w:pPr>
-        <w:pStyle w:val="BodyText"/>
-      </w:pPr>
-      <w:r>
-        <w:t xml:space="preserve">윤: 「파트너는 물을 권리가 있다. 닫을 권리는 없다」. 20년 동안 그분은 물었어요. 분기마다. 불편한 질문들을. 단 한 번도 뭘 닫은 적이 없어요.</w:t>
-      </w:r>
-    </w:p>
-    <w:p>
-      <w:pPr>
-        <w:pStyle w:val="BodyText"/>
-      </w:pPr>
-      <w:r>
-        <w:t xml:space="preserve">최: 저한테도 물으셨어요. 카자흐스탄 할인에 대해. 대표님보다 그분이 더 무서웠어요.</w:t>
-      </w:r>
-    </w:p>
-    <w:p>
-      <w:pPr>
-        <w:pStyle w:val="BodyText"/>
-      </w:pPr>
-      <w:r>
-        <w:t xml:space="preserve">알렉세이: 왜 무서우셨어요?</w:t>
-      </w:r>
-    </w:p>
-    <w:p>
-      <w:pPr>
-        <w:pStyle w:val="BodyText"/>
-      </w:pPr>
-      <w:r>
-        <w:t xml:space="preserve">최: 그분은 「얼마」가 아니라 「왜」를 물었거든요. 「얼마」엔 답할 줄 알아요.</w:t>
-      </w:r>
-    </w:p>
-    <w:p>
-      <w:pPr>
-        <w:pStyle w:val="BodyText"/>
-      </w:pPr>
-      <w:r>
-        <w:t xml:space="preserve">윤: 그러다 돌아가셨어요. 은행은 팔렸고. 내가 지분을 되샀어요. 비쌌죠. 하지만 우린 이미 열 배의 가치가 됐었어요.</w:t>
-      </w:r>
-    </w:p>
-    <w:p>
-      <w:pPr>
-        <w:pStyle w:val="BodyText"/>
-      </w:pPr>
-      <w:r>
-        <w:t xml:space="preserve">알렉세이: 물을 권리. 닫을 권리가 아니라.</w:t>
-      </w:r>
-    </w:p>
-    <w:p>
-      <w:pPr>
-        <w:pStyle w:val="BodyText"/>
-      </w:pPr>
-      <w:r>
-        <w:t xml:space="preserve">윤: 이건 조언이 아니에요, 보론초프. 이야기예요. 난 누구에게도 조언 안 해요, 소희에게도. 조언은 — 남의 결정이에요, 나중에 남의 신발처럼 신고 다녀야 하는. 이야기는 달라요. 들었다면 당신 거예요. 그걸로 뭘 할지는 — 나보다 당신이 더 잘 알죠.</w:t>
-      </w:r>
-    </w:p>
-    <w:p>
-      <w:pPr>
-        <w:pStyle w:val="BodyText"/>
-      </w:pPr>
-      <w:r>
-        <w:t xml:space="preserve">소희: 대표님은 늘 이러세요. 「조언 아니다」라고 하시고. 그다음엔 다들 대표님 말씀대로 해요.</w:t>
+        <w:t xml:space="preserve">최: 보론초프, 같이 앉으시죠. 여긴 식당이 아니라 구내식당이고, 대표님이 30년째 여기서 드세요.</w:t>
+      </w:r>
+    </w:p>
+    <w:p>
+      <w:pPr>
+        <w:pStyle w:val="BodyText"/>
+      </w:pPr>
+      <w:r>
+        <w:t xml:space="preserve">알렉세이: 고맙습니다, 최 상무님. 소희 씨 일은 미리 아셨어요?</w:t>
+      </w:r>
+    </w:p>
+    <w:p>
+      <w:pPr>
+        <w:pStyle w:val="BodyText"/>
+      </w:pPr>
+      <w:r>
+        <w:t xml:space="preserve">최: 알았어요, 내가 직접 찬성표를 던졌으니까. 대표는 품질이어야 해요, 6월에 타이머 때 깨달았죠.</w:t>
+      </w:r>
+    </w:p>
+    <w:p>
+      <w:pPr>
+        <w:pStyle w:val="BodyText"/>
+      </w:pPr>
+      <w:r>
+        <w:t xml:space="preserve">알렉세이: 그러니까 자기 자신에게 반대표를 던지신 거예요?</w:t>
+      </w:r>
+    </w:p>
+    <w:p>
+      <w:pPr>
+        <w:pStyle w:val="BodyText"/>
+      </w:pPr>
+      <w:r>
+        <w:t xml:space="preserve">최: 내 계획에 반대한 거지, 나 자신에게가 아니에요. 그 차이는 알마티와 모스크바만큼이에요.</w:t>
+      </w:r>
+    </w:p>
+    <w:p>
+      <w:pPr>
+        <w:pStyle w:val="BodyText"/>
+      </w:pPr>
+      <w:r>
+        <w:t xml:space="preserve">윤: 최는 소리치고 소희는 침묵하는데, 침묵하는 대표가 더 많이 들어요. 드세요, 그다음에 말하세요. 한국의 규칙이에요.</w:t>
+      </w:r>
+    </w:p>
+    <w:p>
+      <w:pPr>
+        <w:pStyle w:val="BodyText"/>
+      </w:pPr>
+      <w:r>
+        <w:t xml:space="preserve">알렉세이: 다 먹었어요, 정말로. 이제 말해도 될까요?</w:t>
+      </w:r>
+    </w:p>
+    <w:p>
+      <w:pPr>
+        <w:pStyle w:val="BodyText"/>
+      </w:pPr>
+      <w:r>
+        <w:t xml:space="preserve">윤: 말하세요. 전부, 처음부터, 서두르지 말고. 저녁까지 시간 있어요.</w:t>
+      </w:r>
+    </w:p>
+    <w:p>
+      <w:pPr>
+        <w:pStyle w:val="BodyText"/>
+      </w:pPr>
+      <w:r>
+        <w:t xml:space="preserve">알렉세이: 볼코프가 40억을 제안했고, 조건은 아시죠. 우린 받아들일 수 없다고 했어요. 그런데 그대로 남을 수도 없어요. 보리스 이고레비치가 사업에서 나가니, 그분 20퍼센트는 누군가에게 가겠죠. 이리나는 지쳤고, 정직하게, 문으로 나가고 싶어 해요. 또 20. 그리고 백 명이 썼어요: 「우리를 눈 감고 팔지 마라」. 40퍼센트를 어떻게 할지 모르겠어요.</w:t>
+      </w:r>
+    </w:p>
+    <w:p>
+      <w:pPr>
+        <w:pStyle w:val="BodyText"/>
+      </w:pPr>
+      <w:r>
+        <w:t xml:space="preserve">윤: 40퍼센트, 잘 계산했네요. 그럼 당신 자신이 원하는 건요?</w:t>
+      </w:r>
+    </w:p>
+    <w:p>
+      <w:pPr>
+        <w:pStyle w:val="BodyText"/>
+      </w:pPr>
+      <w:r>
+        <w:t xml:space="preserve">알렉세이: 「모스트」가 남는 거요: 문 위의 판지와, 상담선과, 리타와 로트를 멈출 그 사람 권한과 함께. 이리나가 자기 돈을 들고 부끄럼 없이 나가는 거요. 보리스 이고레비치가 멋지게 떠나는 거요, 사과나무 아래서 직접 그러셨어요: 「멋지게 하고 싶다」. 그리고 발랴가 밤에 「오늘은 — 답합니다」라고 말할 수 있는 거요.</w:t>
+      </w:r>
+    </w:p>
+    <w:p>
+      <w:pPr>
+        <w:pStyle w:val="BodyText"/>
+      </w:pPr>
+      <w:r>
+        <w:t xml:space="preserve">윤: 멋지게 — 좋은 말이지만, 어려운 말이에요. 1998년 이야기를 하나 해 드리죠. 도윤은 이미 알아요.</w:t>
+      </w:r>
+    </w:p>
+    <w:p>
+      <w:pPr>
+        <w:pStyle w:val="BodyText"/>
+      </w:pPr>
+      <w:r>
+        <w:t xml:space="preserve">도윤: 알아, 대표님이 9월에 얘기해 주셨는데 울었어. 그건 제발 통역하지 마.</w:t>
+      </w:r>
+    </w:p>
+    <w:p>
+      <w:pPr>
+        <w:pStyle w:val="BodyText"/>
+      </w:pPr>
+      <w:r>
+        <w:t xml:space="preserve">윤: 1998년, 위기였어요. 한국에도요, 보론초프, 당신들만이 아니라. 일본 회사가 「세진」을 통째로 사겠다고 했어요, 좋은 돈으로, 볼코프가 당신들한테 준 것보다 좋은. 난 팔지 않았어요. 하지만 혼자 남지도 않았어요, 그게 중요해요: 파트너를 20퍼센트로 들였어요.</w:t>
+      </w:r>
+    </w:p>
+    <w:p>
+      <w:pPr>
+        <w:pStyle w:val="BodyText"/>
+      </w:pPr>
+      <w:r>
+        <w:t xml:space="preserve">알렉세이: 파트너요? 누구를 들이셨어요?</w:t>
+      </w:r>
+    </w:p>
+    <w:p>
+      <w:pPr>
+        <w:pStyle w:val="BodyText"/>
+      </w:pPr>
+      <w:r>
+        <w:t xml:space="preserve">윤: 원주의 작은 지역 은행이요. 은행장이 내 중학교 수학 선생님이었어요. 그분이 돈을 댔고, 조건 하나에 서명했죠. 내 조건.</w:t>
+      </w:r>
+    </w:p>
+    <w:p>
+      <w:pPr>
+        <w:pStyle w:val="BodyText"/>
+      </w:pPr>
+      <w:r>
+        <w:t xml:space="preserve">알렉세이: 어떤 조건이요? 아직도 기억하시는 걸 보면 아주 간단한 거였겠죠?</w:t>
+      </w:r>
+    </w:p>
+    <w:p>
+      <w:pPr>
+        <w:pStyle w:val="BodyText"/>
+      </w:pPr>
+      <w:r>
+        <w:t xml:space="preserve">윤: 「파트너는 물을 권리가 있다. 닫을 권리는 없다」. 20년 동안 그분은 분기마다 물었고 불편한 질문을 던졌지만, 단 한 번도 뭘 닫은 적이 없어요.</w:t>
+      </w:r>
+    </w:p>
+    <w:p>
+      <w:pPr>
+        <w:pStyle w:val="BodyText"/>
+      </w:pPr>
+      <w:r>
+        <w:t xml:space="preserve">최: 저한테도 카자흐스탄 할인에 대해 물으셨어요. 대표님보다 그분이 더 무서웠어요.</w:t>
+      </w:r>
+    </w:p>
+    <w:p>
+      <w:pPr>
+        <w:pStyle w:val="BodyText"/>
+      </w:pPr>
+      <w:r>
+        <w:t xml:space="preserve">알렉세이: 왜 그분이 그렇게 무서우셨어요?</w:t>
+      </w:r>
+    </w:p>
+    <w:p>
+      <w:pPr>
+        <w:pStyle w:val="BodyText"/>
+      </w:pPr>
+      <w:r>
+        <w:t xml:space="preserve">최: 그분은 「얼마」가 아니라 「왜」를 물었거든요. 「얼마」엔 답할 줄 아는데.</w:t>
+      </w:r>
+    </w:p>
+    <w:p>
+      <w:pPr>
+        <w:pStyle w:val="BodyText"/>
+      </w:pPr>
+      <w:r>
+        <w:t xml:space="preserve">윤: 그러다 돌아가셨고, 은행은 팔렸고, 내가 지분을 되샀어요. 비쌌지만, 그때 우린 이미 열 배의 가치가 됐었어요.</w:t>
+      </w:r>
+    </w:p>
+    <w:p>
+      <w:pPr>
+        <w:pStyle w:val="BodyText"/>
+      </w:pPr>
+      <w:r>
+        <w:t xml:space="preserve">알렉세이: 물을 권리, 하지만 닫을 권리는 아니고. 기억해 둘게요.</w:t>
+      </w:r>
+    </w:p>
+    <w:p>
+      <w:pPr>
+        <w:pStyle w:val="BodyText"/>
+      </w:pPr>
+      <w:r>
+        <w:t xml:space="preserve">윤: 이건 조언이 아니에요, 보론초프. 이야기예요. 난 누구에게도 조언 안 해요, 소희에게도. 조언은 남의 결정이에요, 나중에 남의 신발처럼 신고 다녀야 하는. 이야기는 달라요: 들었다면 당신 거예요. 그걸로 뭘 할지는 — 나보다 당신이 더 잘 알죠.</w:t>
+      </w:r>
+    </w:p>
+    <w:p>
+      <w:pPr>
+        <w:pStyle w:val="BodyText"/>
+      </w:pPr>
+      <w:r>
+        <w:t xml:space="preserve">소희: 대표님은 늘 「조언 아니다」라고 하세요. 그다음엔 다들 대표님 말씀대로 해요.</w:t>
       </w:r>
     </w:p>
     <w:p>
@@ -4409,31 +4409,31 @@
         <w:pStyle w:val="BodyText"/>
       </w:pPr>
       <w:r>
-        <w:t xml:space="preserve">윤: 소희, 넌 대표가 될 거니까. 그렇게 말해도 돼. 지금은 — 안 되고.</w:t>
-      </w:r>
-    </w:p>
-    <w:p>
-      <w:pPr>
-        <w:pStyle w:val="BodyText"/>
-      </w:pPr>
-      <w:r>
-        <w:t xml:space="preserve">알렉세이: 윤 대표님, 물을 수는 있되 닫지는 않는 사람 — 그런 사람은 어디서 찾나요?</w:t>
-      </w:r>
-    </w:p>
-    <w:p>
-      <w:pPr>
-        <w:pStyle w:val="BodyText"/>
-      </w:pPr>
-      <w:r>
-        <w:t xml:space="preserve">윤: 좋은 질문이에요. 오늘은 답하지 않겠어요. 이사회가 필요해요. 그리고 소희도.</w:t>
-      </w:r>
-    </w:p>
-    <w:p>
-      <w:pPr>
-        <w:pStyle w:val="BodyText"/>
-      </w:pPr>
-      <w:r>
-        <w:t xml:space="preserve">최: 대표님이 이렇게 말씀하실 땐 — 이미 정하신 거예요. 30년을 알아요.</w:t>
+        <w:t xml:space="preserve">윤: 소희, 넌 대표가 될 거니까 그렇게 말해도 돼. 하지만 아직은 안 돼.</w:t>
+      </w:r>
+    </w:p>
+    <w:p>
+      <w:pPr>
+        <w:pStyle w:val="BodyText"/>
+      </w:pPr>
+      <w:r>
+        <w:t xml:space="preserve">알렉세이: 윤 대표님, 물을 수는 있되 닫지는 않는 사람, 그런 사람은 어디서 찾나요?</w:t>
+      </w:r>
+    </w:p>
+    <w:p>
+      <w:pPr>
+        <w:pStyle w:val="BodyText"/>
+      </w:pPr>
+      <w:r>
+        <w:t xml:space="preserve">윤: 좋은 질문이지만, 오늘은 답하지 않겠어요. 이사회와 소희가 필요해요.</w:t>
+      </w:r>
+    </w:p>
+    <w:p>
+      <w:pPr>
+        <w:pStyle w:val="BodyText"/>
+      </w:pPr>
+      <w:r>
+        <w:t xml:space="preserve">최: 대표님이 이렇게 말씀하실 땐 이미 다 정하신 거예요. 30년을 알아요.</w:t>
       </w:r>
     </w:p>
     <w:bookmarkEnd w:id="35"/>
@@ -4451,7 +4451,7 @@
         <w:pStyle w:val="FirstParagraph"/>
       </w:pPr>
       <w:r>
-        <w:t xml:space="preserve">윤: 강. 섬강. 매일 저녁 여기를 걸어요. 40분. 의사가 그랬어요. 베라 파블로브나도 그랬을 거예요.</w:t>
+        <w:t xml:space="preserve">윤: 섬강이에요. 의사가 그래서 매일 저녁 여기를 40분씩 걸어요. 베라 파블로브나도 똑같이 말했을 거예요.</w:t>
       </w:r>
     </w:p>
     <w:p>
@@ -4467,7 +4467,7 @@
         <w:pStyle w:val="BodyText"/>
       </w:pPr>
       <w:r>
-        <w:t xml:space="preserve">윤: 그럼 한 시간. 보론초프, 9월에 질문을 하나 했죠. 도윤을 통해. 한 단어.</w:t>
+        <w:t xml:space="preserve">윤: 그럼 한 시간. 보론초프, 9월에 도윤을 통해 질문을 하나 했죠, 한 단어로.</w:t>
       </w:r>
     </w:p>
     <w:p>
@@ -4483,31 +4483,31 @@
         <w:pStyle w:val="BodyText"/>
       </w:pPr>
       <w:r>
-        <w:t xml:space="preserve">윤: 답했나요?</w:t>
-      </w:r>
-    </w:p>
-    <w:p>
-      <w:pPr>
-        <w:pStyle w:val="BodyText"/>
-      </w:pPr>
-      <w:r>
-        <w:t xml:space="preserve">알렉세이: 한 달을 생각했어요, 윤 대표님. 어제 비행기에서 — 또 아홉 시간. 볼코프 조건을 읽었어요, 여덟 항목을 빙빙 돌며. 8항 — 내 손에 2억. 스무 번쯤 다시 읽었어요. 바이칼 위에서 답을 알았어요. 간단하더군요.</w:t>
-      </w:r>
-    </w:p>
-    <w:p>
-      <w:pPr>
-        <w:pStyle w:val="BodyText"/>
-      </w:pPr>
-      <w:r>
-        <w:t xml:space="preserve">윤: 그래서?</w:t>
-      </w:r>
-    </w:p>
-    <w:p>
-      <w:pPr>
-        <w:pStyle w:val="BodyText"/>
-      </w:pPr>
-      <w:r>
-        <w:t xml:space="preserve">알렉세이: 그래서 알았어요. 나는 내 말의 값만큼이에요. 정확히. 말을 팔면 — 난 아무 가치도 없어요. 16억이라도. 보너스 포함 18억이라도. 멋진 얘기가 아니에요. 그냥 산수예요. 이리나도 인정할 거예요.</w:t>
+        <w:t xml:space="preserve">윤: 그 질문에 대한 답을 찾았나요?</w:t>
+      </w:r>
+    </w:p>
+    <w:p>
+      <w:pPr>
+        <w:pStyle w:val="BodyText"/>
+      </w:pPr>
+      <w:r>
+        <w:t xml:space="preserve">알렉세이: 한 달을 생각했어요, 윤 대표님. 어제 비행기에서 또 아홉 시간. 볼코프 조건을, 여덟 항목을 빙빙 돌며 읽었어요. 8항, 내 손에 2억 — 그건 스무 번쯤 다시 읽었어요. 그리고 바이칼 위에서 답을 알았는데, 간단하더군요.</w:t>
+      </w:r>
+    </w:p>
+    <w:p>
+      <w:pPr>
+        <w:pStyle w:val="BodyText"/>
+      </w:pPr>
+      <w:r>
+        <w:t xml:space="preserve">윤: 그래서 어떤 답이었나요?</w:t>
+      </w:r>
+    </w:p>
+    <w:p>
+      <w:pPr>
+        <w:pStyle w:val="BodyText"/>
+      </w:pPr>
+      <w:r>
+        <w:t xml:space="preserve">알렉세이: 나는 정확히 내 말의 값만큼이에요. 말을 팔면 난 아무 가치도 없어요, 16억이라도, 보너스 포함 18억이라도. 멋진 얘기가 아니라 그냥 산수예요. 이리나도 인정할 거예요.</w:t>
       </w:r>
     </w:p>
     <w:p>
@@ -4523,15 +4523,15 @@
         <w:pStyle w:val="BodyText"/>
       </w:pPr>
       <w:r>
-        <w:t xml:space="preserve">알렉세이: 그것까지 아시네요.</w:t>
-      </w:r>
-    </w:p>
-    <w:p>
-      <w:pPr>
-        <w:pStyle w:val="BodyText"/>
-      </w:pPr>
-      <w:r>
-        <w:t xml:space="preserve">윤: 도윤은 전부 통역해요. 당신의 말은 — 판지예요. 서명 예순하나. 발랴에게 한 약속. 그게 서류예요.</w:t>
+        <w:t xml:space="preserve">알렉세이: 그것까지 아세요? 놀랍네요.</w:t>
+      </w:r>
+    </w:p>
+    <w:p>
+      <w:pPr>
+        <w:pStyle w:val="BodyText"/>
+      </w:pPr>
+      <w:r>
+        <w:t xml:space="preserve">윤: 도윤은 전부 통역해요. 당신의 말은 판지, 서명 예순하나, 발랴에게 한 약속이에요. 그게 서류예요.</w:t>
       </w:r>
     </w:p>
     <w:p>
@@ -4547,87 +4547,87 @@
         <w:pStyle w:val="BodyText"/>
       </w:pPr>
       <w:r>
-        <w:t xml:space="preserve">윤: 말해. 이제 돼.</w:t>
-      </w:r>
-    </w:p>
-    <w:p>
-      <w:pPr>
-        <w:pStyle w:val="BodyText"/>
-      </w:pPr>
-      <w:r>
-        <w:t xml:space="preserve">도윤: 료샤. 월요일에, 네가 아직 모스크바에 있을 때, 대표님이 전화로 그러셨어: 「알렉세이가 돈 때문에 오면 — 그날로 돌려보내라, 정중하게. 조언 때문에 오면 — 사흘 붙잡아 둬라」. 사흘, 료샤. 그땐 왜 너를 사흘이나 붙잡아 두시는지 몰랐어.</w:t>
-      </w:r>
-    </w:p>
-    <w:p>
-      <w:pPr>
-        <w:pStyle w:val="BodyText"/>
-      </w:pPr>
-      <w:r>
-        <w:t xml:space="preserve">알렉세이: 사흘. 그런데 나는…</w:t>
-      </w:r>
-    </w:p>
-    <w:p>
-      <w:pPr>
-        <w:pStyle w:val="BodyText"/>
-      </w:pPr>
-      <w:r>
-        <w:t xml:space="preserve">도윤: 넌 아침에 그랬지: 「상의드리러 왔습니다」. 첫 마디로. 대표님이 고개를 끄덕이셨어. 넌 못 봤어. 난 봤어.</w:t>
-      </w:r>
-    </w:p>
-    <w:p>
-      <w:pPr>
-        <w:pStyle w:val="BodyText"/>
-      </w:pPr>
-      <w:r>
-        <w:t xml:space="preserve">윤: 사흘. 내일은 — 서울, 도윤이 자기 도시를 보여 줄 거예요. 결정은 공정동에서 내리는 게 아니에요.</w:t>
-      </w:r>
-    </w:p>
-    <w:p>
-      <w:pPr>
-        <w:pStyle w:val="BodyText"/>
-      </w:pPr>
-      <w:r>
-        <w:t xml:space="preserve">알렉세이: 그럼 어디서 내려요?</w:t>
-      </w:r>
-    </w:p>
-    <w:p>
-      <w:pPr>
-        <w:pStyle w:val="BodyText"/>
-      </w:pPr>
-      <w:r>
-        <w:t xml:space="preserve">윤: 친구 사이에서. 밤에. 아무도 적지 않을 때. 그다음에 — 이사회, 서류, 서명. 하지만 먼저 — 밤.</w:t>
-      </w:r>
-    </w:p>
-    <w:p>
-      <w:pPr>
-        <w:pStyle w:val="BodyText"/>
-      </w:pPr>
-      <w:r>
-        <w:t xml:space="preserve">알렉세이: 그럼 모레는요?</w:t>
-      </w:r>
-    </w:p>
-    <w:p>
-      <w:pPr>
-        <w:pStyle w:val="BodyText"/>
-      </w:pPr>
-      <w:r>
-        <w:t xml:space="preserve">윤: 모레 내가 질문을 하나 하겠어요. 내가 아니라 — 「세진」이. 그리고 당신은 나한테가 아니라 — 당신의 세 사람에게 답하게 될 거예요. 이리나. 올가. 란스코이.</w:t>
-      </w:r>
-    </w:p>
-    <w:p>
-      <w:pPr>
-        <w:pStyle w:val="BodyText"/>
-      </w:pPr>
-      <w:r>
-        <w:t xml:space="preserve">알렉세이: 무슨 질문이요?</w:t>
-      </w:r>
-    </w:p>
-    <w:p>
-      <w:pPr>
-        <w:pStyle w:val="BodyText"/>
-      </w:pPr>
-      <w:r>
-        <w:t xml:space="preserve">윤: 오늘 말하면 — 못 잘 거예요. 당신은 자야 해요. 리타가 확인할 거예요.</w:t>
+        <w:t xml:space="preserve">윤: 말해, 도윤. 이제 돼, 첫날을 잘 넘겼으니까.</w:t>
+      </w:r>
+    </w:p>
+    <w:p>
+      <w:pPr>
+        <w:pStyle w:val="BodyText"/>
+      </w:pPr>
+      <w:r>
+        <w:t xml:space="preserve">도윤: 료샤, 월요일에, 네가 아직 모스크바에 있을 때, 대표님이 전화로 그러셨어: 「알렉세이가 돈 때문에 오면, 그날로 돌려보내라, 정중하게. 조언 때문에 오면, 사흘 붙잡아 둬라」. 사흘, 료샤. 그땐 왜 너를 사흘이나 붙잡아 두시는지 몰랐어.</w:t>
+      </w:r>
+    </w:p>
+    <w:p>
+      <w:pPr>
+        <w:pStyle w:val="BodyText"/>
+      </w:pPr>
+      <w:r>
+        <w:t xml:space="preserve">알렉세이: 사흘… 그런데 나는…</w:t>
+      </w:r>
+    </w:p>
+    <w:p>
+      <w:pPr>
+        <w:pStyle w:val="BodyText"/>
+      </w:pPr>
+      <w:r>
+        <w:t xml:space="preserve">도윤: 넌 아침에 첫 마디로 그랬지: 「상의드리러 왔습니다」. 대표님이 고개를 끄덕이셨어. 넌 못 봤지만 난 봤어.</w:t>
+      </w:r>
+    </w:p>
+    <w:p>
+      <w:pPr>
+        <w:pStyle w:val="BodyText"/>
+      </w:pPr>
+      <w:r>
+        <w:t xml:space="preserve">윤: 사흘. 내일은 서울, 도윤이 자기 도시를 보여 줄 거예요. 결정은 공정동에서 내리는 게 아니에요.</w:t>
+      </w:r>
+    </w:p>
+    <w:p>
+      <w:pPr>
+        <w:pStyle w:val="BodyText"/>
+      </w:pPr>
+      <w:r>
+        <w:t xml:space="preserve">알렉세이: 그럼 결정은 어디서 내리는데요?</w:t>
+      </w:r>
+    </w:p>
+    <w:p>
+      <w:pPr>
+        <w:pStyle w:val="BodyText"/>
+      </w:pPr>
+      <w:r>
+        <w:t xml:space="preserve">윤: 친구 사이에서, 밤에, 아무도 적지 않을 때. 그다음에 이사회, 서류, 서명. 하지만 먼저 밤이에요.</w:t>
+      </w:r>
+    </w:p>
+    <w:p>
+      <w:pPr>
+        <w:pStyle w:val="BodyText"/>
+      </w:pPr>
+      <w:r>
+        <w:t xml:space="preserve">알렉세이: 그럼 모레는 어떻게 되나요, 윤 대표님?</w:t>
+      </w:r>
+    </w:p>
+    <w:p>
+      <w:pPr>
+        <w:pStyle w:val="BodyText"/>
+      </w:pPr>
+      <w:r>
+        <w:t xml:space="preserve">윤: 모레 내가 질문을 하나 하겠어요, 아니, 내가 아니라 「세진」이. 그리고 당신은 나한테가 아니라 당신의 세 사람에게 답하게 될 거예요: 이리나, 올가, 란스코이.</w:t>
+      </w:r>
+    </w:p>
+    <w:p>
+      <w:pPr>
+        <w:pStyle w:val="BodyText"/>
+      </w:pPr>
+      <w:r>
+        <w:t xml:space="preserve">알렉세이: 무슨 질문이에요? 무엇에 관한 건지 힌트라도 주세요.</w:t>
+      </w:r>
+    </w:p>
+    <w:p>
+      <w:pPr>
+        <w:pStyle w:val="BodyText"/>
+      </w:pPr>
+      <w:r>
+        <w:t xml:space="preserve">윤: 오늘 말하면 못 잘 텐데, 당신은 자야 해요. 리타가 확인할 거예요.</w:t>
       </w:r>
     </w:p>
     <w:p>
@@ -4643,7 +4643,7 @@
         <w:pStyle w:val="BodyText"/>
       </w:pPr>
       <w:r>
-        <w:t xml:space="preserve">윤: 잠은 내가 봐요. 혈압계로. 아침에.</w:t>
+        <w:t xml:space="preserve">윤: 잠은 내가 봐요, 매일 아침 혈압계로. 혈압은 사람과 달리 거짓말을 못 하거든요.</w:t>
       </w:r>
     </w:p>
     <w:bookmarkEnd w:id="36"/>
@@ -4661,119 +4661,119 @@
         <w:pStyle w:val="FirstParagraph"/>
       </w:pPr>
       <w:r>
-        <w:t xml:space="preserve">소희: 보론초프 씨. 5분. 괜찮아요? 대표님 없이. 도윤 없이. 제 러시아어 — 나빠요. 그래도 충분해요.</w:t>
-      </w:r>
-    </w:p>
-    <w:p>
-      <w:pPr>
-        <w:pStyle w:val="BodyText"/>
-      </w:pPr>
-      <w:r>
-        <w:t xml:space="preserve">알렉세이: 충분해요, 소희 씨. 소희 씨 러시아어는 늘 충분해요.</w:t>
-      </w:r>
-    </w:p>
-    <w:p>
-      <w:pPr>
-        <w:pStyle w:val="BodyText"/>
-      </w:pPr>
-      <w:r>
-        <w:t xml:space="preserve">소희: 2년 뒤 저는 — 대표. 무서워요. 대표님은 — 30년. 저는 — 0.</w:t>
-      </w:r>
-    </w:p>
-    <w:p>
-      <w:pPr>
-        <w:pStyle w:val="BodyText"/>
-      </w:pPr>
-      <w:r>
-        <w:t xml:space="preserve">알렉세이: 0이 아니에요. 「라도가」 2년, 우리와 6년. 제일 먼저 서명하셨잖아요.</w:t>
-      </w:r>
-    </w:p>
-    <w:p>
-      <w:pPr>
-        <w:pStyle w:val="BodyText"/>
-      </w:pPr>
-      <w:r>
-        <w:t xml:space="preserve">소희: 제일 먼저. 그래서 말해요, 직설적으로, 러시아어로, 서툴게. 볼코프에게 파시면 — 「라도가」는 죽어요. 1년 뒤에. 그건 제 브랜드이기도 해요. 제 첫 타이머. 리타에게 보낸 제 112개의 답. 대표가 된 첫해에 제 브랜드를 묻고 싶지 않아요. 나쁜 징조예요. 한국에서도요.</w:t>
-      </w:r>
-    </w:p>
-    <w:p>
-      <w:pPr>
-        <w:pStyle w:val="BodyText"/>
-      </w:pPr>
-      <w:r>
-        <w:t xml:space="preserve">알렉세이: 볼코프에겐 안 팔아요. 그 조건으로는 — 절대.</w:t>
-      </w:r>
-    </w:p>
-    <w:p>
-      <w:pPr>
-        <w:pStyle w:val="BodyText"/>
-      </w:pPr>
-      <w:r>
-        <w:t xml:space="preserve">소희: 다른 조건이면요?</w:t>
-      </w:r>
-    </w:p>
-    <w:p>
-      <w:pPr>
-        <w:pStyle w:val="BodyText"/>
-      </w:pPr>
-      <w:r>
-        <w:t xml:space="preserve">알렉세이: 다른 건 안 내놓았어요. 그러더군요: 「당신 가격을 말하라」. 안 말해요.</w:t>
-      </w:r>
-    </w:p>
-    <w:p>
-      <w:pPr>
-        <w:pStyle w:val="BodyText"/>
-      </w:pPr>
-      <w:r>
-        <w:t xml:space="preserve">소희: 좋아요. 그럼 대표님께 말씀드릴게요: 「가격을 안 말한대요」. 대표님은 이해하실 거예요.</w:t>
-      </w:r>
-    </w:p>
-    <w:p>
-      <w:pPr>
-        <w:pStyle w:val="BodyText"/>
-      </w:pPr>
-      <w:r>
-        <w:t xml:space="preserve">알렉세이: 소희 씨, 대표님이 뭘 생각하고 계신 거예요? 아시잖아요.</w:t>
-      </w:r>
-    </w:p>
-    <w:p>
-      <w:pPr>
-        <w:pStyle w:val="BodyText"/>
-      </w:pPr>
-      <w:r>
-        <w:t xml:space="preserve">소희: 알아요. 말 안 해요. 저는 — 품질이에요. 품질은 때가 되기 전에 말하지 않아요. 기록되지 않으면 — 없었던 거예요.</w:t>
-      </w:r>
-    </w:p>
-    <w:p>
-      <w:pPr>
-        <w:pStyle w:val="BodyText"/>
-      </w:pPr>
-      <w:r>
-        <w:t xml:space="preserve">알렉세이: 그게 소희 씨의 첫 문장이었죠. 6년 전에.</w:t>
-      </w:r>
-    </w:p>
-    <w:p>
-      <w:pPr>
-        <w:pStyle w:val="BodyText"/>
-      </w:pPr>
-      <w:r>
-        <w:t xml:space="preserve">소희: 네. 6년. 그땐 당신이 「세진」이 뭔지 몰랐죠. 이젠 「세진」이 당신 없이는 어떤지 몰라요.</w:t>
-      </w:r>
-    </w:p>
-    <w:p>
-      <w:pPr>
-        <w:pStyle w:val="BodyText"/>
-      </w:pPr>
-      <w:r>
-        <w:t xml:space="preserve">알렉세이: 고마워요, 소희 씨.</w:t>
-      </w:r>
-    </w:p>
-    <w:p>
-      <w:pPr>
-        <w:pStyle w:val="BodyText"/>
-      </w:pPr>
-      <w:r>
-        <w:t xml:space="preserve">소희: 고마워하지 말고요. 자요. 내일은 — 서울. 도윤은 서울을 보여 줄 때 많이 마셔요. 당신은 — 덜 마셔요.</w:t>
+        <w:t xml:space="preserve">소희: 보론초프 씨, 5분 괜찮아요? 대표님 없이, 도윤 없이. 제 러시아어 나빠요, 그래도 충분해요.</w:t>
+      </w:r>
+    </w:p>
+    <w:p>
+      <w:pPr>
+        <w:pStyle w:val="BodyText"/>
+      </w:pPr>
+      <w:r>
+        <w:t xml:space="preserve">알렉세이: 충분해요, 소희 씨. 소희 씨 러시아어는 늘 충분해요, 6년 동안 알아요.</w:t>
+      </w:r>
+    </w:p>
+    <w:p>
+      <w:pPr>
+        <w:pStyle w:val="BodyText"/>
+      </w:pPr>
+      <w:r>
+        <w:t xml:space="preserve">소희: 2년 뒤 저는 대표. 무서워요. 대표님은 30년 경험, 저는 0.</w:t>
+      </w:r>
+    </w:p>
+    <w:p>
+      <w:pPr>
+        <w:pStyle w:val="BodyText"/>
+      </w:pPr>
+      <w:r>
+        <w:t xml:space="preserve">알렉세이: 0이 아니에요: 「라도가」 2년, 우리와 6년. 제일 먼저 서명하셨잖아요.</w:t>
+      </w:r>
+    </w:p>
+    <w:p>
+      <w:pPr>
+        <w:pStyle w:val="BodyText"/>
+      </w:pPr>
+      <w:r>
+        <w:t xml:space="preserve">소희: 제일 먼저. 그래서 말해요, 직설적으로, 러시아어로, 서툴게. 볼코프에게 파시면 「라도가」는 1년 뒤에 죽어요. 그건 제 브랜드이기도 해요: 제 첫 타이머, 리타에게 보낸 제 112개의 답. 대표가 된 첫해에 제 브랜드를 묻고 싶지 않아요. 나쁜 징조예요, 한국에서도요.</w:t>
+      </w:r>
+    </w:p>
+    <w:p>
+      <w:pPr>
+        <w:pStyle w:val="BodyText"/>
+      </w:pPr>
+      <w:r>
+        <w:t xml:space="preserve">알렉세이: 볼코프에겐 안 팔아요. 그 조건으로는 절대로요, 그렇게 전하셔도 돼요.</w:t>
+      </w:r>
+    </w:p>
+    <w:p>
+      <w:pPr>
+        <w:pStyle w:val="BodyText"/>
+      </w:pPr>
+      <w:r>
+        <w:t xml:space="preserve">소희: 다른 조건이면요? 다른 조건이 생기면요?</w:t>
+      </w:r>
+    </w:p>
+    <w:p>
+      <w:pPr>
+        <w:pStyle w:val="BodyText"/>
+      </w:pPr>
+      <w:r>
+        <w:t xml:space="preserve">알렉세이: 다른 건 안 내놓았어요. 「당신 가격을 말하라」고 했는데, 안 말해요.</w:t>
+      </w:r>
+    </w:p>
+    <w:p>
+      <w:pPr>
+        <w:pStyle w:val="BodyText"/>
+      </w:pPr>
+      <w:r>
+        <w:t xml:space="preserve">소희: 좋아요. 그럼 대표님께 말씀드릴게요: 「가격을 안 말한대요」. 대표님은 그게 무슨 뜻인지 아실 거예요.</w:t>
+      </w:r>
+    </w:p>
+    <w:p>
+      <w:pPr>
+        <w:pStyle w:val="BodyText"/>
+      </w:pPr>
+      <w:r>
+        <w:t xml:space="preserve">알렉세이: 소희 씨, 대표님이 뭘 생각하고 계신 거예요? 아시잖아요, 그렇죠?</w:t>
+      </w:r>
+    </w:p>
+    <w:p>
+      <w:pPr>
+        <w:pStyle w:val="BodyText"/>
+      </w:pPr>
+      <w:r>
+        <w:t xml:space="preserve">소희: 알아요, 말 안 해요. 저는 품질이고, 품질은 때가 되기 전에 말하지 않아요. 기록되지 않으면 — 없었던 거예요.</w:t>
+      </w:r>
+    </w:p>
+    <w:p>
+      <w:pPr>
+        <w:pStyle w:val="BodyText"/>
+      </w:pPr>
+      <w:r>
+        <w:t xml:space="preserve">알렉세이: 그게 소희 씨의 첫 문장이었죠, 6년 전 처음 만났을 때.</w:t>
+      </w:r>
+    </w:p>
+    <w:p>
+      <w:pPr>
+        <w:pStyle w:val="BodyText"/>
+      </w:pPr>
+      <w:r>
+        <w:t xml:space="preserve">소희: 네, 6년. 그땐 당신이 「세진」이 뭔지 몰랐죠. 이젠 「세진」이 당신 없이는 어떤지 몰라요.</w:t>
+      </w:r>
+    </w:p>
+    <w:p>
+      <w:pPr>
+        <w:pStyle w:val="BodyText"/>
+      </w:pPr>
+      <w:r>
+        <w:t xml:space="preserve">알렉세이: 고마워요, 소희 씨. 전부 다, 그리고 솔직하게 말해 줘서.</w:t>
+      </w:r>
+    </w:p>
+    <w:p>
+      <w:pPr>
+        <w:pStyle w:val="BodyText"/>
+      </w:pPr>
+      <w:r>
+        <w:t xml:space="preserve">소희: 고마워하지 말고, 자요. 내일은 서울. 도윤은 서울을 보여 줄 때 많이 마셔요. 당신은 덜 마셔요.</w:t>
       </w:r>
     </w:p>
     <w:bookmarkEnd w:id="37"/>
